--- a/data/bottom_line_monthly.docx
+++ b/data/bottom_line_monthly.docx
@@ -14,67 +14,27 @@
         <w:t xml:space="preserve"> </w:t>
       </w:r>
       <w:r>
-        <w:t xml:space="preserve">With </w:t>
+        <w:t xml:space="preserve">— </w:t>
       </w:r>
       <w:r>
         <w:rPr>
           <w:b/>
           <w:bCs/>
         </w:rPr>
-        <w:t>gold bid</w:t>
+        <w:t>gold bid, USD firm, yields falling, bonds steady, and a weak energy complex</w:t>
       </w:r>
       <w:r>
-        <w:t xml:space="preserve">, </w:t>
+        <w:t xml:space="preserve"> — reinforces a </w:t>
       </w:r>
       <w:r>
         <w:rPr>
           <w:b/>
           <w:bCs/>
         </w:rPr>
-        <w:t>USD firm</w:t>
+        <w:t>risk-off, disinflationary tone</w:t>
       </w:r>
       <w:r>
-        <w:t xml:space="preserve">, </w:t>
-      </w:r>
-      <w:r>
-        <w:rPr>
-          <w:b/>
-          <w:bCs/>
-        </w:rPr>
-        <w:t>yields falling</w:t>
-      </w:r>
-      <w:r>
-        <w:t xml:space="preserve">, and </w:t>
-      </w:r>
-      <w:r>
-        <w:rPr>
-          <w:b/>
-          <w:bCs/>
-        </w:rPr>
-        <w:t>bonds steady</w:t>
-      </w:r>
-      <w:r>
-        <w:t xml:space="preserve"> alongside a </w:t>
-      </w:r>
-      <w:r>
-        <w:rPr>
-          <w:b/>
-          <w:bCs/>
-        </w:rPr>
-        <w:t>soft energy complex</w:t>
-      </w:r>
-      <w:r>
-        <w:t xml:space="preserve">, the profile points to </w:t>
-      </w:r>
-      <w:r>
-        <w:rPr>
-          <w:b/>
-          <w:bCs/>
-        </w:rPr>
-        <w:t>slowing growth with easing inflation pressures (a disinflationary setup)</w:t>
-      </w:r>
-      <w:r>
-        <w:t xml:space="preserve">—favorable for </w:t>
+        <w:t xml:space="preserve">, favoring </w:t>
       </w:r>
       <w:r>
         <w:rPr>
@@ -84,10 +44,19 @@
         <w:t>defensives and duration</w:t>
       </w:r>
       <w:r>
-        <w:t xml:space="preserve"> over high-beta cyclicals.</w:t>
+        <w:t xml:space="preserve"> as investors position for </w:t>
+      </w:r>
+      <w:r>
+        <w:rPr>
+          <w:b/>
+          <w:bCs/>
+        </w:rPr>
+        <w:t>slower growth and easing inflation pressures</w:t>
+      </w:r>
+      <w:r>
+        <w:t>.</w:t>
       </w:r>
     </w:p>
-    <w:p/>
     <w:sectPr>
       <w:pgSz w:w="15840" w:h="12240" w:orient="landscape"/>
       <w:pgMar w:top="1440" w:right="1080" w:bottom="1440" w:left="1080" w:header="720" w:footer="720" w:gutter="0"/>

--- a/data/bottom_line_monthly.docx
+++ b/data/bottom_line_monthly.docx
@@ -17,21 +17,24 @@
         <w:t xml:space="preserve">— </w:t>
       </w:r>
       <w:r>
-        <w:rPr>
-          <w:b/>
-          <w:bCs/>
-        </w:rPr>
-        <w:t>gold bid, USD firm, yields falling, bonds steady, and a weak energy complex</w:t>
-      </w:r>
-      <w:r>
-        <w:t xml:space="preserve"> — reinforces a </w:t>
+        <w:t xml:space="preserve">The macro mix — </w:t>
       </w:r>
       <w:r>
         <w:rPr>
           <w:b/>
           <w:bCs/>
         </w:rPr>
-        <w:t>risk-off, disinflationary tone</w:t>
+        <w:t>gold bid, USD firm, yields falling, bonds strong, and a weak energy complex</w:t>
+      </w:r>
+      <w:r>
+        <w:t xml:space="preserve"> — signals </w:t>
+      </w:r>
+      <w:r>
+        <w:rPr>
+          <w:b/>
+          <w:bCs/>
+        </w:rPr>
+        <w:t>slowing growth with disinflationary momentum</w:t>
       </w:r>
       <w:r>
         <w:t xml:space="preserve">, favoring </w:t>
@@ -41,22 +44,13 @@
           <w:b/>
           <w:bCs/>
         </w:rPr>
-        <w:t>defensives and duration</w:t>
+        <w:t>defensives, duration, and quality</w:t>
       </w:r>
       <w:r>
-        <w:t xml:space="preserve"> as investors position for </w:t>
-      </w:r>
-      <w:r>
-        <w:rPr>
-          <w:b/>
-          <w:bCs/>
-        </w:rPr>
-        <w:t>slower growth and easing inflation pressures</w:t>
-      </w:r>
-      <w:r>
-        <w:t>.</w:t>
+        <w:t xml:space="preserve"> as investors position for a cooler but still cautious macro regime.</w:t>
       </w:r>
     </w:p>
+    <w:p/>
     <w:sectPr>
       <w:pgSz w:w="15840" w:h="12240" w:orient="landscape"/>
       <w:pgMar w:top="1440" w:right="1080" w:bottom="1440" w:left="1080" w:header="720" w:footer="720" w:gutter="0"/>
@@ -8072,7 +8066,7 @@
   <w:style w:type="paragraph" w:default="1" w:styleId="Normal">
     <w:name w:val="Normal"/>
     <w:qFormat/>
-    <w:rsid w:val="008D1A32"/>
+    <w:rsid w:val="005B3E38"/>
   </w:style>
   <w:style w:type="paragraph" w:styleId="Heading1">
     <w:name w:val="heading 1"/>

--- a/data/bottom_line_monthly.docx
+++ b/data/bottom_line_monthly.docx
@@ -14,40 +14,11 @@
         <w:t xml:space="preserve"> </w:t>
       </w:r>
       <w:r>
-        <w:t xml:space="preserve">— </w:t>
-      </w:r>
-      <w:r>
-        <w:t xml:space="preserve">The macro mix — </w:t>
-      </w:r>
-      <w:r>
         <w:rPr>
           <w:b/>
           <w:bCs/>
         </w:rPr>
-        <w:t>gold bid, USD firm, yields falling, bonds strong, and a weak energy complex</w:t>
-      </w:r>
-      <w:r>
-        <w:t xml:space="preserve"> — signals </w:t>
-      </w:r>
-      <w:r>
-        <w:rPr>
-          <w:b/>
-          <w:bCs/>
-        </w:rPr>
-        <w:t>slowing growth with disinflationary momentum</w:t>
-      </w:r>
-      <w:r>
-        <w:t xml:space="preserve">, favoring </w:t>
-      </w:r>
-      <w:r>
-        <w:rPr>
-          <w:b/>
-          <w:bCs/>
-        </w:rPr>
-        <w:t>defensives, duration, and quality</w:t>
-      </w:r>
-      <w:r>
-        <w:t xml:space="preserve"> as investors position for a cooler but still cautious macro regime.</w:t>
+        <w:t>The macro profile — gold bid, USD firm, yields falling, bonds firm, and a soft energy complex — reflects slowing growth with easing inflation, pointing to a disinflationary environment that continues to favor defensives, duration, and capital preservation over cyclical risk.</w:t>
       </w:r>
     </w:p>
     <w:p/>
@@ -8066,7 +8037,7 @@
   <w:style w:type="paragraph" w:default="1" w:styleId="Normal">
     <w:name w:val="Normal"/>
     <w:qFormat/>
-    <w:rsid w:val="005B3E38"/>
+    <w:rsid w:val="007117CC"/>
   </w:style>
   <w:style w:type="paragraph" w:styleId="Heading1">
     <w:name w:val="heading 1"/>

--- a/data/bottom_line_monthly.docx
+++ b/data/bottom_line_monthly.docx
@@ -14,11 +14,47 @@
         <w:t xml:space="preserve"> </w:t>
       </w:r>
       <w:r>
+        <w:t xml:space="preserve">The macro backdrop — </w:t>
+      </w:r>
+      <w:r>
         <w:rPr>
           <w:b/>
           <w:bCs/>
         </w:rPr>
-        <w:t>The macro profile — gold bid, USD firm, yields falling, bonds firm, and a soft energy complex — reflects slowing growth with easing inflation, pointing to a disinflationary environment that continues to favor defensives, duration, and capital preservation over cyclical risk.</w:t>
+        <w:t>gold bid, USD firm, yields falling, bonds steady, and a soft energy complex</w:t>
+      </w:r>
+      <w:r>
+        <w:t xml:space="preserve"> — reinforces a </w:t>
+      </w:r>
+      <w:r>
+        <w:rPr>
+          <w:b/>
+          <w:bCs/>
+        </w:rPr>
+        <w:t>defensive, disinflationary tone</w:t>
+      </w:r>
+      <w:r>
+        <w:t xml:space="preserve">. The market remains positioned for </w:t>
+      </w:r>
+      <w:r>
+        <w:rPr>
+          <w:b/>
+          <w:bCs/>
+        </w:rPr>
+        <w:t>slower growth with easing inflation</w:t>
+      </w:r>
+      <w:r>
+        <w:t xml:space="preserve">, favoring </w:t>
+      </w:r>
+      <w:r>
+        <w:rPr>
+          <w:b/>
+          <w:bCs/>
+        </w:rPr>
+        <w:t>defensives, duration, and quality balance sheets</w:t>
+      </w:r>
+      <w:r>
+        <w:t xml:space="preserve"> over cyclical or leverage-driven exposure.</w:t>
       </w:r>
     </w:p>
     <w:p/>
@@ -8037,7 +8073,7 @@
   <w:style w:type="paragraph" w:default="1" w:styleId="Normal">
     <w:name w:val="Normal"/>
     <w:qFormat/>
-    <w:rsid w:val="007117CC"/>
+    <w:rsid w:val="003B16B8"/>
   </w:style>
   <w:style w:type="paragraph" w:styleId="Heading1">
     <w:name w:val="heading 1"/>

--- a/data/bottom_line_monthly.docx
+++ b/data/bottom_line_monthly.docx
@@ -3,6 +3,12 @@
 <w:document xmlns:wpc="http://schemas.microsoft.com/office/word/2010/wordprocessingCanvas" xmlns:cx="http://schemas.microsoft.com/office/drawing/2014/chartex" xmlns:cx1="http://schemas.microsoft.com/office/drawing/2015/9/8/chartex" xmlns:cx2="http://schemas.microsoft.com/office/drawing/2015/10/21/chartex" xmlns:cx3="http://schemas.microsoft.com/office/drawing/2016/5/9/chartex" xmlns:cx4="http://schemas.microsoft.com/office/drawing/2016/5/10/chartex" xmlns:cx5="http://schemas.microsoft.com/office/drawing/2016/5/11/chartex" xmlns:cx6="http://schemas.microsoft.com/office/drawing/2016/5/12/chartex" xmlns:cx7="http://schemas.microsoft.com/office/drawing/2016/5/13/chartex" xmlns:cx8="http://schemas.microsoft.com/office/drawing/2016/5/14/chartex" xmlns:mc="http://schemas.openxmlformats.org/markup-compatibility/2006" xmlns:aink="http://schemas.microsoft.com/office/drawing/2016/ink" xmlns:am3d="http://schemas.microsoft.com/office/drawing/2017/model3d" xmlns:o="urn:schemas-microsoft-com:office:office" xmlns:oel="http://schemas.microsoft.com/office/2019/extlst" xmlns:r="http://schemas.openxmlformats.org/officeDocument/2006/relationships" xmlns:m="http://schemas.openxmlformats.org/officeDocument/2006/math" xmlns:v="urn:schemas-microsoft-com:vml" xmlns:wp14="http://schemas.microsoft.com/office/word/2010/wordprocessingDrawing" xmlns:wp="http://schemas.openxmlformats.org/drawingml/2006/wordprocessingDrawing" xmlns:w10="urn:schemas-microsoft-com:office:word" xmlns:w="http://schemas.openxmlformats.org/wordprocessingml/2006/main" xmlns:w14="http://schemas.microsoft.com/office/word/2010/wordml" xmlns:w15="http://schemas.microsoft.com/office/word/2012/wordml" xmlns:w16cex="http://schemas.microsoft.com/office/word/2018/wordml/cex" xmlns:w16cid="http://schemas.microsoft.com/office/word/2016/wordml/cid" xmlns:w16="http://schemas.microsoft.com/office/word/2018/wordml" xmlns:w16du="http://schemas.microsoft.com/office/word/2023/wordml/word16du" xmlns:w16sdtdh="http://schemas.microsoft.com/office/word/2020/wordml/sdtdatahash" xmlns:w16sdtfl="http://schemas.microsoft.com/office/word/2024/wordml/sdtformatlock" xmlns:w16se="http://schemas.microsoft.com/office/word/2015/wordml/symex" xmlns:wpg="http://schemas.microsoft.com/office/word/2010/wordprocessingGroup" xmlns:wpi="http://schemas.microsoft.com/office/word/2010/wordprocessingInk" xmlns:wne="http://schemas.microsoft.com/office/word/2006/wordml" xmlns:wps="http://schemas.microsoft.com/office/word/2010/wordprocessingShape" mc:Ignorable="w14 w15 w16se w16cid w16 w16cex w16sdtdh w16sdtfl w16du wp14">
   <w:body>
     <w:p>
+      <w:pPr>
+        <w:rPr>
+          <w:b/>
+          <w:bCs/>
+        </w:rPr>
+      </w:pPr>
       <w:r>
         <w:rPr>
           <w:b/>
@@ -14,47 +20,11 @@
         <w:t xml:space="preserve"> </w:t>
       </w:r>
       <w:r>
-        <w:t xml:space="preserve">The macro backdrop — </w:t>
-      </w:r>
-      <w:r>
         <w:rPr>
           <w:b/>
           <w:bCs/>
         </w:rPr>
-        <w:t>gold bid, USD firm, yields falling, bonds steady, and a soft energy complex</w:t>
-      </w:r>
-      <w:r>
-        <w:t xml:space="preserve"> — reinforces a </w:t>
-      </w:r>
-      <w:r>
-        <w:rPr>
-          <w:b/>
-          <w:bCs/>
-        </w:rPr>
-        <w:t>defensive, disinflationary tone</w:t>
-      </w:r>
-      <w:r>
-        <w:t xml:space="preserve">. The market remains positioned for </w:t>
-      </w:r>
-      <w:r>
-        <w:rPr>
-          <w:b/>
-          <w:bCs/>
-        </w:rPr>
-        <w:t>slower growth with easing inflation</w:t>
-      </w:r>
-      <w:r>
-        <w:t xml:space="preserve">, favoring </w:t>
-      </w:r>
-      <w:r>
-        <w:rPr>
-          <w:b/>
-          <w:bCs/>
-        </w:rPr>
-        <w:t>defensives, duration, and quality balance sheets</w:t>
-      </w:r>
-      <w:r>
-        <w:t xml:space="preserve"> over cyclical or leverage-driven exposure.</w:t>
+        <w:t>With yields falling and USD firm against gold bid, the posture points to slowing growth with easing inflation (disinflationary setup)—favoring defensives, duration, and quality balance sheets over high-beta cyclicals.</w:t>
       </w:r>
     </w:p>
     <w:p/>
@@ -8073,7 +8043,7 @@
   <w:style w:type="paragraph" w:default="1" w:styleId="Normal">
     <w:name w:val="Normal"/>
     <w:qFormat/>
-    <w:rsid w:val="003B16B8"/>
+    <w:rsid w:val="000B0E41"/>
   </w:style>
   <w:style w:type="paragraph" w:styleId="Heading1">
     <w:name w:val="heading 1"/>

--- a/data/bottom_line_monthly.docx
+++ b/data/bottom_line_monthly.docx
@@ -3,12 +3,6 @@
 <w:document xmlns:wpc="http://schemas.microsoft.com/office/word/2010/wordprocessingCanvas" xmlns:cx="http://schemas.microsoft.com/office/drawing/2014/chartex" xmlns:cx1="http://schemas.microsoft.com/office/drawing/2015/9/8/chartex" xmlns:cx2="http://schemas.microsoft.com/office/drawing/2015/10/21/chartex" xmlns:cx3="http://schemas.microsoft.com/office/drawing/2016/5/9/chartex" xmlns:cx4="http://schemas.microsoft.com/office/drawing/2016/5/10/chartex" xmlns:cx5="http://schemas.microsoft.com/office/drawing/2016/5/11/chartex" xmlns:cx6="http://schemas.microsoft.com/office/drawing/2016/5/12/chartex" xmlns:cx7="http://schemas.microsoft.com/office/drawing/2016/5/13/chartex" xmlns:cx8="http://schemas.microsoft.com/office/drawing/2016/5/14/chartex" xmlns:mc="http://schemas.openxmlformats.org/markup-compatibility/2006" xmlns:aink="http://schemas.microsoft.com/office/drawing/2016/ink" xmlns:am3d="http://schemas.microsoft.com/office/drawing/2017/model3d" xmlns:o="urn:schemas-microsoft-com:office:office" xmlns:oel="http://schemas.microsoft.com/office/2019/extlst" xmlns:r="http://schemas.openxmlformats.org/officeDocument/2006/relationships" xmlns:m="http://schemas.openxmlformats.org/officeDocument/2006/math" xmlns:v="urn:schemas-microsoft-com:vml" xmlns:wp14="http://schemas.microsoft.com/office/word/2010/wordprocessingDrawing" xmlns:wp="http://schemas.openxmlformats.org/drawingml/2006/wordprocessingDrawing" xmlns:w10="urn:schemas-microsoft-com:office:word" xmlns:w="http://schemas.openxmlformats.org/wordprocessingml/2006/main" xmlns:w14="http://schemas.microsoft.com/office/word/2010/wordml" xmlns:w15="http://schemas.microsoft.com/office/word/2012/wordml" xmlns:w16cex="http://schemas.microsoft.com/office/word/2018/wordml/cex" xmlns:w16cid="http://schemas.microsoft.com/office/word/2016/wordml/cid" xmlns:w16="http://schemas.microsoft.com/office/word/2018/wordml" xmlns:w16du="http://schemas.microsoft.com/office/word/2023/wordml/word16du" xmlns:w16sdtdh="http://schemas.microsoft.com/office/word/2020/wordml/sdtdatahash" xmlns:w16sdtfl="http://schemas.microsoft.com/office/word/2024/wordml/sdtformatlock" xmlns:w16se="http://schemas.microsoft.com/office/word/2015/wordml/symex" xmlns:wpg="http://schemas.microsoft.com/office/word/2010/wordprocessingGroup" xmlns:wpi="http://schemas.microsoft.com/office/word/2010/wordprocessingInk" xmlns:wne="http://schemas.microsoft.com/office/word/2006/wordml" xmlns:wps="http://schemas.microsoft.com/office/word/2010/wordprocessingShape" mc:Ignorable="w14 w15 w16se w16cid w16 w16cex w16sdtdh w16sdtfl w16du wp14">
   <w:body>
     <w:p>
-      <w:pPr>
-        <w:rPr>
-          <w:b/>
-          <w:bCs/>
-        </w:rPr>
-      </w:pPr>
       <w:r>
         <w:rPr>
           <w:b/>
@@ -20,14 +14,39 @@
         <w:t xml:space="preserve"> </w:t>
       </w:r>
       <w:r>
+        <w:t xml:space="preserve">The macro setup — </w:t>
+      </w:r>
+      <w:r>
         <w:rPr>
           <w:b/>
           <w:bCs/>
         </w:rPr>
-        <w:t>With yields falling and USD firm against gold bid, the posture points to slowing growth with easing inflation (disinflationary setup)—favoring defensives, duration, and quality balance sheets over high-beta cyclicals.</w:t>
+        <w:t>gold bid, USD firm, yields falling, bonds firm, and a soft energy complex</w:t>
+      </w:r>
+      <w:r>
+        <w:t xml:space="preserve"> — reflects a </w:t>
+      </w:r>
+      <w:r>
+        <w:rPr>
+          <w:b/>
+          <w:bCs/>
+        </w:rPr>
+        <w:t>disinflationary environment with slowing growth momentum</w:t>
+      </w:r>
+      <w:r>
+        <w:t xml:space="preserve">, reinforcing positioning toward </w:t>
+      </w:r>
+      <w:r>
+        <w:rPr>
+          <w:b/>
+          <w:bCs/>
+        </w:rPr>
+        <w:t>defensives, duration, and capital preservation</w:t>
+      </w:r>
+      <w:r>
+        <w:t xml:space="preserve"> over cyclical risk and leverage.</w:t>
       </w:r>
     </w:p>
-    <w:p/>
     <w:sectPr>
       <w:pgSz w:w="15840" w:h="12240" w:orient="landscape"/>
       <w:pgMar w:top="1440" w:right="1080" w:bottom="1440" w:left="1080" w:header="720" w:footer="720" w:gutter="0"/>

--- a/data/bottom_line_monthly.docx
+++ b/data/bottom_line_monthly.docx
@@ -14,39 +14,40 @@
         <w:t xml:space="preserve"> </w:t>
       </w:r>
       <w:r>
-        <w:t xml:space="preserve">The macro setup — </w:t>
+        <w:t xml:space="preserve">The macro mix — </w:t>
       </w:r>
       <w:r>
         <w:rPr>
           <w:b/>
           <w:bCs/>
         </w:rPr>
-        <w:t>gold bid, USD firm, yields falling, bonds firm, and a soft energy complex</w:t>
+        <w:t>gold bid, USD firm, yields falling, bonds firm, and a weak energy complex</w:t>
       </w:r>
       <w:r>
-        <w:t xml:space="preserve"> — reflects a </w:t>
+        <w:t xml:space="preserve"> — points to </w:t>
       </w:r>
       <w:r>
         <w:rPr>
           <w:b/>
           <w:bCs/>
         </w:rPr>
-        <w:t>disinflationary environment with slowing growth momentum</w:t>
+        <w:t>slowing growth with easing inflation (disinflationary setup)</w:t>
       </w:r>
       <w:r>
-        <w:t xml:space="preserve">, reinforcing positioning toward </w:t>
+        <w:t xml:space="preserve">, favoring </w:t>
       </w:r>
       <w:r>
         <w:rPr>
           <w:b/>
           <w:bCs/>
         </w:rPr>
-        <w:t>defensives, duration, and capital preservation</w:t>
+        <w:t>defensives, duration, and quality balance sheets</w:t>
       </w:r>
       <w:r>
-        <w:t xml:space="preserve"> over cyclical risk and leverage.</w:t>
+        <w:t xml:space="preserve"> over high-beta cyclicals.</w:t>
       </w:r>
     </w:p>
+    <w:p/>
     <w:sectPr>
       <w:pgSz w:w="15840" w:h="12240" w:orient="landscape"/>
       <w:pgMar w:top="1440" w:right="1080" w:bottom="1440" w:left="1080" w:header="720" w:footer="720" w:gutter="0"/>
@@ -8062,7 +8063,7 @@
   <w:style w:type="paragraph" w:default="1" w:styleId="Normal">
     <w:name w:val="Normal"/>
     <w:qFormat/>
-    <w:rsid w:val="000B0E41"/>
+    <w:rsid w:val="009C3B97"/>
   </w:style>
   <w:style w:type="paragraph" w:styleId="Heading1">
     <w:name w:val="heading 1"/>

--- a/data/bottom_line_monthly.docx
+++ b/data/bottom_line_monthly.docx
@@ -3,6 +3,12 @@
 <w:document xmlns:wpc="http://schemas.microsoft.com/office/word/2010/wordprocessingCanvas" xmlns:cx="http://schemas.microsoft.com/office/drawing/2014/chartex" xmlns:cx1="http://schemas.microsoft.com/office/drawing/2015/9/8/chartex" xmlns:cx2="http://schemas.microsoft.com/office/drawing/2015/10/21/chartex" xmlns:cx3="http://schemas.microsoft.com/office/drawing/2016/5/9/chartex" xmlns:cx4="http://schemas.microsoft.com/office/drawing/2016/5/10/chartex" xmlns:cx5="http://schemas.microsoft.com/office/drawing/2016/5/11/chartex" xmlns:cx6="http://schemas.microsoft.com/office/drawing/2016/5/12/chartex" xmlns:cx7="http://schemas.microsoft.com/office/drawing/2016/5/13/chartex" xmlns:cx8="http://schemas.microsoft.com/office/drawing/2016/5/14/chartex" xmlns:mc="http://schemas.openxmlformats.org/markup-compatibility/2006" xmlns:aink="http://schemas.microsoft.com/office/drawing/2016/ink" xmlns:am3d="http://schemas.microsoft.com/office/drawing/2017/model3d" xmlns:o="urn:schemas-microsoft-com:office:office" xmlns:oel="http://schemas.microsoft.com/office/2019/extlst" xmlns:r="http://schemas.openxmlformats.org/officeDocument/2006/relationships" xmlns:m="http://schemas.openxmlformats.org/officeDocument/2006/math" xmlns:v="urn:schemas-microsoft-com:vml" xmlns:wp14="http://schemas.microsoft.com/office/word/2010/wordprocessingDrawing" xmlns:wp="http://schemas.openxmlformats.org/drawingml/2006/wordprocessingDrawing" xmlns:w10="urn:schemas-microsoft-com:office:word" xmlns:w="http://schemas.openxmlformats.org/wordprocessingml/2006/main" xmlns:w14="http://schemas.microsoft.com/office/word/2010/wordml" xmlns:w15="http://schemas.microsoft.com/office/word/2012/wordml" xmlns:w16cex="http://schemas.microsoft.com/office/word/2018/wordml/cex" xmlns:w16cid="http://schemas.microsoft.com/office/word/2016/wordml/cid" xmlns:w16="http://schemas.microsoft.com/office/word/2018/wordml" xmlns:w16du="http://schemas.microsoft.com/office/word/2023/wordml/word16du" xmlns:w16sdtdh="http://schemas.microsoft.com/office/word/2020/wordml/sdtdatahash" xmlns:w16sdtfl="http://schemas.microsoft.com/office/word/2024/wordml/sdtformatlock" xmlns:w16se="http://schemas.microsoft.com/office/word/2015/wordml/symex" xmlns:wpg="http://schemas.microsoft.com/office/word/2010/wordprocessingGroup" xmlns:wpi="http://schemas.microsoft.com/office/word/2010/wordprocessingInk" xmlns:wne="http://schemas.microsoft.com/office/word/2006/wordml" xmlns:wps="http://schemas.microsoft.com/office/word/2010/wordprocessingShape" mc:Ignorable="w14 w15 w16se w16cid w16 w16cex w16sdtdh w16sdtfl w16du wp14">
   <w:body>
     <w:p>
+      <w:pPr>
+        <w:rPr>
+          <w:b/>
+          <w:bCs/>
+        </w:rPr>
+      </w:pPr>
       <w:r>
         <w:rPr>
           <w:b/>
@@ -14,37 +20,11 @@
         <w:t xml:space="preserve"> </w:t>
       </w:r>
       <w:r>
-        <w:t xml:space="preserve">The macro mix — </w:t>
-      </w:r>
-      <w:r>
         <w:rPr>
           <w:b/>
           <w:bCs/>
         </w:rPr>
-        <w:t>gold bid, USD firm, yields falling, bonds firm, and a weak energy complex</w:t>
-      </w:r>
-      <w:r>
-        <w:t xml:space="preserve"> — points to </w:t>
-      </w:r>
-      <w:r>
-        <w:rPr>
-          <w:b/>
-          <w:bCs/>
-        </w:rPr>
-        <w:t>slowing growth with easing inflation (disinflationary setup)</w:t>
-      </w:r>
-      <w:r>
-        <w:t xml:space="preserve">, favoring </w:t>
-      </w:r>
-      <w:r>
-        <w:rPr>
-          <w:b/>
-          <w:bCs/>
-        </w:rPr>
-        <w:t>defensives, duration, and quality balance sheets</w:t>
-      </w:r>
-      <w:r>
-        <w:t xml:space="preserve"> over high-beta cyclicals.</w:t>
+        <w:t>The macro tone — gold bid, USD firm, yields falling, bonds steady, and a weak energy complex — reflects a risk-off, disinflationary backdrop consistent with slowing growth and cooling inflation pressures. The market continues to favor defensives, duration, and large-cap quality over cyclical or leverage-driven exposures.</w:t>
       </w:r>
     </w:p>
     <w:p/>
@@ -8063,7 +8043,7 @@
   <w:style w:type="paragraph" w:default="1" w:styleId="Normal">
     <w:name w:val="Normal"/>
     <w:qFormat/>
-    <w:rsid w:val="009C3B97"/>
+    <w:rsid w:val="00715FC7"/>
   </w:style>
   <w:style w:type="paragraph" w:styleId="Heading1">
     <w:name w:val="heading 1"/>

--- a/data/bottom_line_monthly.docx
+++ b/data/bottom_line_monthly.docx
@@ -3,12 +3,6 @@
 <w:document xmlns:wpc="http://schemas.microsoft.com/office/word/2010/wordprocessingCanvas" xmlns:cx="http://schemas.microsoft.com/office/drawing/2014/chartex" xmlns:cx1="http://schemas.microsoft.com/office/drawing/2015/9/8/chartex" xmlns:cx2="http://schemas.microsoft.com/office/drawing/2015/10/21/chartex" xmlns:cx3="http://schemas.microsoft.com/office/drawing/2016/5/9/chartex" xmlns:cx4="http://schemas.microsoft.com/office/drawing/2016/5/10/chartex" xmlns:cx5="http://schemas.microsoft.com/office/drawing/2016/5/11/chartex" xmlns:cx6="http://schemas.microsoft.com/office/drawing/2016/5/12/chartex" xmlns:cx7="http://schemas.microsoft.com/office/drawing/2016/5/13/chartex" xmlns:cx8="http://schemas.microsoft.com/office/drawing/2016/5/14/chartex" xmlns:mc="http://schemas.openxmlformats.org/markup-compatibility/2006" xmlns:aink="http://schemas.microsoft.com/office/drawing/2016/ink" xmlns:am3d="http://schemas.microsoft.com/office/drawing/2017/model3d" xmlns:o="urn:schemas-microsoft-com:office:office" xmlns:oel="http://schemas.microsoft.com/office/2019/extlst" xmlns:r="http://schemas.openxmlformats.org/officeDocument/2006/relationships" xmlns:m="http://schemas.openxmlformats.org/officeDocument/2006/math" xmlns:v="urn:schemas-microsoft-com:vml" xmlns:wp14="http://schemas.microsoft.com/office/word/2010/wordprocessingDrawing" xmlns:wp="http://schemas.openxmlformats.org/drawingml/2006/wordprocessingDrawing" xmlns:w10="urn:schemas-microsoft-com:office:word" xmlns:w="http://schemas.openxmlformats.org/wordprocessingml/2006/main" xmlns:w14="http://schemas.microsoft.com/office/word/2010/wordml" xmlns:w15="http://schemas.microsoft.com/office/word/2012/wordml" xmlns:w16cex="http://schemas.microsoft.com/office/word/2018/wordml/cex" xmlns:w16cid="http://schemas.microsoft.com/office/word/2016/wordml/cid" xmlns:w16="http://schemas.microsoft.com/office/word/2018/wordml" xmlns:w16du="http://schemas.microsoft.com/office/word/2023/wordml/word16du" xmlns:w16sdtdh="http://schemas.microsoft.com/office/word/2020/wordml/sdtdatahash" xmlns:w16sdtfl="http://schemas.microsoft.com/office/word/2024/wordml/sdtformatlock" xmlns:w16se="http://schemas.microsoft.com/office/word/2015/wordml/symex" xmlns:wpg="http://schemas.microsoft.com/office/word/2010/wordprocessingGroup" xmlns:wpi="http://schemas.microsoft.com/office/word/2010/wordprocessingInk" xmlns:wne="http://schemas.microsoft.com/office/word/2006/wordml" xmlns:wps="http://schemas.microsoft.com/office/word/2010/wordprocessingShape" mc:Ignorable="w14 w15 w16se w16cid w16 w16cex w16sdtdh w16sdtfl w16du wp14">
   <w:body>
     <w:p>
-      <w:pPr>
-        <w:rPr>
-          <w:b/>
-          <w:bCs/>
-        </w:rPr>
-      </w:pPr>
       <w:r>
         <w:rPr>
           <w:b/>
@@ -20,11 +14,37 @@
         <w:t xml:space="preserve"> </w:t>
       </w:r>
       <w:r>
+        <w:t xml:space="preserve">The macro mix — </w:t>
+      </w:r>
+      <w:r>
         <w:rPr>
           <w:b/>
           <w:bCs/>
         </w:rPr>
-        <w:t>The macro tone — gold bid, USD firm, yields falling, bonds steady, and a weak energy complex — reflects a risk-off, disinflationary backdrop consistent with slowing growth and cooling inflation pressures. The market continues to favor defensives, duration, and large-cap quality over cyclical or leverage-driven exposures.</w:t>
+        <w:t>gold bid, USD firm, yields drifting lower, bonds steady, and a weak energy complex</w:t>
+      </w:r>
+      <w:r>
+        <w:t xml:space="preserve"> — points to </w:t>
+      </w:r>
+      <w:r>
+        <w:rPr>
+          <w:b/>
+          <w:bCs/>
+        </w:rPr>
+        <w:t>slowing growth with easing inflation pressures (a disinflationary setup)</w:t>
+      </w:r>
+      <w:r>
+        <w:t xml:space="preserve">, favoring </w:t>
+      </w:r>
+      <w:r>
+        <w:rPr>
+          <w:b/>
+          <w:bCs/>
+        </w:rPr>
+        <w:t>defensives, duration, and quality balance sheets</w:t>
+      </w:r>
+      <w:r>
+        <w:t xml:space="preserve"> over cyclical or leverage-sensitive exposures. </w:t>
       </w:r>
     </w:p>
     <w:p/>
@@ -8043,7 +8063,7 @@
   <w:style w:type="paragraph" w:default="1" w:styleId="Normal">
     <w:name w:val="Normal"/>
     <w:qFormat/>
-    <w:rsid w:val="00715FC7"/>
+    <w:rsid w:val="00276D31"/>
   </w:style>
   <w:style w:type="paragraph" w:styleId="Heading1">
     <w:name w:val="heading 1"/>

--- a/data/bottom_line_monthly.docx
+++ b/data/bottom_line_monthly.docx
@@ -3,6 +3,12 @@
 <w:document xmlns:wpc="http://schemas.microsoft.com/office/word/2010/wordprocessingCanvas" xmlns:cx="http://schemas.microsoft.com/office/drawing/2014/chartex" xmlns:cx1="http://schemas.microsoft.com/office/drawing/2015/9/8/chartex" xmlns:cx2="http://schemas.microsoft.com/office/drawing/2015/10/21/chartex" xmlns:cx3="http://schemas.microsoft.com/office/drawing/2016/5/9/chartex" xmlns:cx4="http://schemas.microsoft.com/office/drawing/2016/5/10/chartex" xmlns:cx5="http://schemas.microsoft.com/office/drawing/2016/5/11/chartex" xmlns:cx6="http://schemas.microsoft.com/office/drawing/2016/5/12/chartex" xmlns:cx7="http://schemas.microsoft.com/office/drawing/2016/5/13/chartex" xmlns:cx8="http://schemas.microsoft.com/office/drawing/2016/5/14/chartex" xmlns:mc="http://schemas.openxmlformats.org/markup-compatibility/2006" xmlns:aink="http://schemas.microsoft.com/office/drawing/2016/ink" xmlns:am3d="http://schemas.microsoft.com/office/drawing/2017/model3d" xmlns:o="urn:schemas-microsoft-com:office:office" xmlns:oel="http://schemas.microsoft.com/office/2019/extlst" xmlns:r="http://schemas.openxmlformats.org/officeDocument/2006/relationships" xmlns:m="http://schemas.openxmlformats.org/officeDocument/2006/math" xmlns:v="urn:schemas-microsoft-com:vml" xmlns:wp14="http://schemas.microsoft.com/office/word/2010/wordprocessingDrawing" xmlns:wp="http://schemas.openxmlformats.org/drawingml/2006/wordprocessingDrawing" xmlns:w10="urn:schemas-microsoft-com:office:word" xmlns:w="http://schemas.openxmlformats.org/wordprocessingml/2006/main" xmlns:w14="http://schemas.microsoft.com/office/word/2010/wordml" xmlns:w15="http://schemas.microsoft.com/office/word/2012/wordml" xmlns:w16cex="http://schemas.microsoft.com/office/word/2018/wordml/cex" xmlns:w16cid="http://schemas.microsoft.com/office/word/2016/wordml/cid" xmlns:w16="http://schemas.microsoft.com/office/word/2018/wordml" xmlns:w16du="http://schemas.microsoft.com/office/word/2023/wordml/word16du" xmlns:w16sdtdh="http://schemas.microsoft.com/office/word/2020/wordml/sdtdatahash" xmlns:w16sdtfl="http://schemas.microsoft.com/office/word/2024/wordml/sdtformatlock" xmlns:w16se="http://schemas.microsoft.com/office/word/2015/wordml/symex" xmlns:wpg="http://schemas.microsoft.com/office/word/2010/wordprocessingGroup" xmlns:wpi="http://schemas.microsoft.com/office/word/2010/wordprocessingInk" xmlns:wne="http://schemas.microsoft.com/office/word/2006/wordml" xmlns:wps="http://schemas.microsoft.com/office/word/2010/wordprocessingShape" mc:Ignorable="w14 w15 w16se w16cid w16 w16cex w16sdtdh w16sdtfl w16du wp14">
   <w:body>
     <w:p>
+      <w:pPr>
+        <w:rPr>
+          <w:b/>
+          <w:bCs/>
+        </w:rPr>
+      </w:pPr>
       <w:r>
         <w:rPr>
           <w:b/>
@@ -14,37 +20,11 @@
         <w:t xml:space="preserve"> </w:t>
       </w:r>
       <w:r>
-        <w:t xml:space="preserve">The macro mix — </w:t>
-      </w:r>
-      <w:r>
         <w:rPr>
           <w:b/>
           <w:bCs/>
         </w:rPr>
-        <w:t>gold bid, USD firm, yields drifting lower, bonds steady, and a weak energy complex</w:t>
-      </w:r>
-      <w:r>
-        <w:t xml:space="preserve"> — points to </w:t>
-      </w:r>
-      <w:r>
-        <w:rPr>
-          <w:b/>
-          <w:bCs/>
-        </w:rPr>
-        <w:t>slowing growth with easing inflation pressures (a disinflationary setup)</w:t>
-      </w:r>
-      <w:r>
-        <w:t xml:space="preserve">, favoring </w:t>
-      </w:r>
-      <w:r>
-        <w:rPr>
-          <w:b/>
-          <w:bCs/>
-        </w:rPr>
-        <w:t>defensives, duration, and quality balance sheets</w:t>
-      </w:r>
-      <w:r>
-        <w:t xml:space="preserve"> over cyclical or leverage-sensitive exposures. </w:t>
+        <w:t xml:space="preserve">The macro tape — gold bid, USD firm, yields drifting lower, bonds flat, and energy mixed — reflects slowing growth with moderating inflation pressures, consistent with a disinflationary slowdown. Markets continue to favor defensives, quality, and duration over cyclicals and leverage-sensitive assets as investors brace for softer economic momentum heading into November. </w:t>
       </w:r>
     </w:p>
     <w:p/>
@@ -8063,7 +8043,7 @@
   <w:style w:type="paragraph" w:default="1" w:styleId="Normal">
     <w:name w:val="Normal"/>
     <w:qFormat/>
-    <w:rsid w:val="00276D31"/>
+    <w:rsid w:val="000F7C98"/>
   </w:style>
   <w:style w:type="paragraph" w:styleId="Heading1">
     <w:name w:val="heading 1"/>

--- a/data/bottom_line_monthly.docx
+++ b/data/bottom_line_monthly.docx
@@ -3,12 +3,6 @@
 <w:document xmlns:wpc="http://schemas.microsoft.com/office/word/2010/wordprocessingCanvas" xmlns:cx="http://schemas.microsoft.com/office/drawing/2014/chartex" xmlns:cx1="http://schemas.microsoft.com/office/drawing/2015/9/8/chartex" xmlns:cx2="http://schemas.microsoft.com/office/drawing/2015/10/21/chartex" xmlns:cx3="http://schemas.microsoft.com/office/drawing/2016/5/9/chartex" xmlns:cx4="http://schemas.microsoft.com/office/drawing/2016/5/10/chartex" xmlns:cx5="http://schemas.microsoft.com/office/drawing/2016/5/11/chartex" xmlns:cx6="http://schemas.microsoft.com/office/drawing/2016/5/12/chartex" xmlns:cx7="http://schemas.microsoft.com/office/drawing/2016/5/13/chartex" xmlns:cx8="http://schemas.microsoft.com/office/drawing/2016/5/14/chartex" xmlns:mc="http://schemas.openxmlformats.org/markup-compatibility/2006" xmlns:aink="http://schemas.microsoft.com/office/drawing/2016/ink" xmlns:am3d="http://schemas.microsoft.com/office/drawing/2017/model3d" xmlns:o="urn:schemas-microsoft-com:office:office" xmlns:oel="http://schemas.microsoft.com/office/2019/extlst" xmlns:r="http://schemas.openxmlformats.org/officeDocument/2006/relationships" xmlns:m="http://schemas.openxmlformats.org/officeDocument/2006/math" xmlns:v="urn:schemas-microsoft-com:vml" xmlns:wp14="http://schemas.microsoft.com/office/word/2010/wordprocessingDrawing" xmlns:wp="http://schemas.openxmlformats.org/drawingml/2006/wordprocessingDrawing" xmlns:w10="urn:schemas-microsoft-com:office:word" xmlns:w="http://schemas.openxmlformats.org/wordprocessingml/2006/main" xmlns:w14="http://schemas.microsoft.com/office/word/2010/wordml" xmlns:w15="http://schemas.microsoft.com/office/word/2012/wordml" xmlns:w16cex="http://schemas.microsoft.com/office/word/2018/wordml/cex" xmlns:w16cid="http://schemas.microsoft.com/office/word/2016/wordml/cid" xmlns:w16="http://schemas.microsoft.com/office/word/2018/wordml" xmlns:w16du="http://schemas.microsoft.com/office/word/2023/wordml/word16du" xmlns:w16sdtdh="http://schemas.microsoft.com/office/word/2020/wordml/sdtdatahash" xmlns:w16sdtfl="http://schemas.microsoft.com/office/word/2024/wordml/sdtformatlock" xmlns:w16se="http://schemas.microsoft.com/office/word/2015/wordml/symex" xmlns:wpg="http://schemas.microsoft.com/office/word/2010/wordprocessingGroup" xmlns:wpi="http://schemas.microsoft.com/office/word/2010/wordprocessingInk" xmlns:wne="http://schemas.microsoft.com/office/word/2006/wordml" xmlns:wps="http://schemas.microsoft.com/office/word/2010/wordprocessingShape" mc:Ignorable="w14 w15 w16se w16cid w16 w16cex w16sdtdh w16sdtfl w16du wp14">
   <w:body>
     <w:p>
-      <w:pPr>
-        <w:rPr>
-          <w:b/>
-          <w:bCs/>
-        </w:rPr>
-      </w:pPr>
       <w:r>
         <w:rPr>
           <w:b/>
@@ -20,11 +14,44 @@
         <w:t xml:space="preserve"> </w:t>
       </w:r>
       <w:r>
+        <w:t xml:space="preserve">The macro picture — </w:t>
+      </w:r>
+      <w:r>
         <w:rPr>
           <w:b/>
           <w:bCs/>
         </w:rPr>
-        <w:t xml:space="preserve">The macro tape — gold bid, USD firm, yields drifting lower, bonds flat, and energy mixed — reflects slowing growth with moderating inflation pressures, consistent with a disinflationary slowdown. Markets continue to favor defensives, quality, and duration over cyclicals and leverage-sensitive assets as investors brace for softer economic momentum heading into November. </w:t>
+        <w:t>gold steady, USD firm, yields rising, bonds soft, and a strong energy complex</w:t>
+      </w:r>
+      <w:r>
+        <w:t xml:space="preserve"> — signals a </w:t>
+      </w:r>
+      <w:r>
+        <w:rPr>
+          <w:b/>
+          <w:bCs/>
+        </w:rPr>
+        <w:t>stabilizing inflation tone with firmer growth expectations</w:t>
+      </w:r>
+      <w:r>
+        <w:t xml:space="preserve">, marking a modest shift toward </w:t>
+      </w:r>
+      <w:r>
+        <w:rPr>
+          <w:b/>
+          <w:bCs/>
+        </w:rPr>
+        <w:t>cyclical support</w:t>
+      </w:r>
+      <w:r>
+        <w:t xml:space="preserve">. However, participation remains shallow, favoring selective exposure while maintaining a </w:t>
+      </w:r>
+      <w:r>
+        <w:rPr>
+          <w:b/>
+          <w:bCs/>
+        </w:rPr>
+        <w:t>measured stance toward risk as the month begins.</w:t>
       </w:r>
     </w:p>
     <w:p/>
@@ -8043,7 +8070,7 @@
   <w:style w:type="paragraph" w:default="1" w:styleId="Normal">
     <w:name w:val="Normal"/>
     <w:qFormat/>
-    <w:rsid w:val="000F7C98"/>
+    <w:rsid w:val="00AB7262"/>
   </w:style>
   <w:style w:type="paragraph" w:styleId="Heading1">
     <w:name w:val="heading 1"/>

--- a/data/bottom_line_monthly.docx
+++ b/data/bottom_line_monthly.docx
@@ -14,46 +14,70 @@
         <w:t xml:space="preserve"> </w:t>
       </w:r>
       <w:r>
-        <w:t xml:space="preserve">The macro picture — </w:t>
+        <w:t xml:space="preserve">The macro profile — </w:t>
       </w:r>
       <w:r>
         <w:rPr>
           <w:b/>
           <w:bCs/>
         </w:rPr>
-        <w:t>gold steady, USD firm, yields rising, bonds soft, and a strong energy complex</w:t>
+        <w:t>soft gold and bonds, flat USD, steady yields, and firm energy</w:t>
       </w:r>
       <w:r>
-        <w:t xml:space="preserve"> — signals a </w:t>
+        <w:t xml:space="preserve"> — suggests </w:t>
       </w:r>
       <w:r>
         <w:rPr>
           <w:b/>
           <w:bCs/>
         </w:rPr>
-        <w:t>stabilizing inflation tone with firmer growth expectations</w:t>
+        <w:t>firmer growth and modest inflation pressures</w:t>
       </w:r>
       <w:r>
-        <w:t xml:space="preserve">, marking a modest shift toward </w:t>
+        <w:t xml:space="preserve">, a </w:t>
       </w:r>
       <w:r>
         <w:rPr>
           <w:b/>
           <w:bCs/>
         </w:rPr>
-        <w:t>cyclical support</w:t>
+        <w:t>pro-cyclical tilt</w:t>
       </w:r>
       <w:r>
-        <w:t xml:space="preserve">. However, participation remains shallow, favoring selective exposure while maintaining a </w:t>
+        <w:t xml:space="preserve"> consistent with </w:t>
       </w:r>
       <w:r>
         <w:rPr>
           <w:b/>
           <w:bCs/>
         </w:rPr>
-        <w:t>measured stance toward risk as the month begins.</w:t>
+        <w:t>mild reflationary undertones</w:t>
+      </w:r>
+      <w:r>
+        <w:t xml:space="preserve">. Markets are shifting toward </w:t>
+      </w:r>
+      <w:r>
+        <w:rPr>
+          <w:b/>
+          <w:bCs/>
+        </w:rPr>
+        <w:t>selective risk-taking</w:t>
+      </w:r>
+      <w:r>
+        <w:t xml:space="preserve"> but remain narrow, favoring </w:t>
+      </w:r>
+      <w:r>
+        <w:rPr>
+          <w:b/>
+          <w:bCs/>
+        </w:rPr>
+        <w:t>Energy and late-cycle leadership</w:t>
+      </w:r>
+      <w:r>
+        <w:t xml:space="preserve"> while most sectors consolidate.</w:t>
       </w:r>
     </w:p>
+    <w:p/>
     <w:p/>
     <w:sectPr>
       <w:pgSz w:w="15840" w:h="12240" w:orient="landscape"/>
@@ -8070,7 +8094,7 @@
   <w:style w:type="paragraph" w:default="1" w:styleId="Normal">
     <w:name w:val="Normal"/>
     <w:qFormat/>
-    <w:rsid w:val="00AB7262"/>
+    <w:rsid w:val="00C36C8D"/>
   </w:style>
   <w:style w:type="paragraph" w:styleId="Heading1">
     <w:name w:val="heading 1"/>

--- a/data/bottom_line_monthly.docx
+++ b/data/bottom_line_monthly.docx
@@ -3,6 +3,12 @@
 <w:document xmlns:wpc="http://schemas.microsoft.com/office/word/2010/wordprocessingCanvas" xmlns:cx="http://schemas.microsoft.com/office/drawing/2014/chartex" xmlns:cx1="http://schemas.microsoft.com/office/drawing/2015/9/8/chartex" xmlns:cx2="http://schemas.microsoft.com/office/drawing/2015/10/21/chartex" xmlns:cx3="http://schemas.microsoft.com/office/drawing/2016/5/9/chartex" xmlns:cx4="http://schemas.microsoft.com/office/drawing/2016/5/10/chartex" xmlns:cx5="http://schemas.microsoft.com/office/drawing/2016/5/11/chartex" xmlns:cx6="http://schemas.microsoft.com/office/drawing/2016/5/12/chartex" xmlns:cx7="http://schemas.microsoft.com/office/drawing/2016/5/13/chartex" xmlns:cx8="http://schemas.microsoft.com/office/drawing/2016/5/14/chartex" xmlns:mc="http://schemas.openxmlformats.org/markup-compatibility/2006" xmlns:aink="http://schemas.microsoft.com/office/drawing/2016/ink" xmlns:am3d="http://schemas.microsoft.com/office/drawing/2017/model3d" xmlns:o="urn:schemas-microsoft-com:office:office" xmlns:oel="http://schemas.microsoft.com/office/2019/extlst" xmlns:r="http://schemas.openxmlformats.org/officeDocument/2006/relationships" xmlns:m="http://schemas.openxmlformats.org/officeDocument/2006/math" xmlns:v="urn:schemas-microsoft-com:vml" xmlns:wp14="http://schemas.microsoft.com/office/word/2010/wordprocessingDrawing" xmlns:wp="http://schemas.openxmlformats.org/drawingml/2006/wordprocessingDrawing" xmlns:w10="urn:schemas-microsoft-com:office:word" xmlns:w="http://schemas.openxmlformats.org/wordprocessingml/2006/main" xmlns:w14="http://schemas.microsoft.com/office/word/2010/wordml" xmlns:w15="http://schemas.microsoft.com/office/word/2012/wordml" xmlns:w16cex="http://schemas.microsoft.com/office/word/2018/wordml/cex" xmlns:w16cid="http://schemas.microsoft.com/office/word/2016/wordml/cid" xmlns:w16="http://schemas.microsoft.com/office/word/2018/wordml" xmlns:w16du="http://schemas.microsoft.com/office/word/2023/wordml/word16du" xmlns:w16sdtdh="http://schemas.microsoft.com/office/word/2020/wordml/sdtdatahash" xmlns:w16sdtfl="http://schemas.microsoft.com/office/word/2024/wordml/sdtformatlock" xmlns:w16se="http://schemas.microsoft.com/office/word/2015/wordml/symex" xmlns:wpg="http://schemas.microsoft.com/office/word/2010/wordprocessingGroup" xmlns:wpi="http://schemas.microsoft.com/office/word/2010/wordprocessingInk" xmlns:wne="http://schemas.microsoft.com/office/word/2006/wordml" xmlns:wps="http://schemas.microsoft.com/office/word/2010/wordprocessingShape" mc:Ignorable="w14 w15 w16se w16cid w16 w16cex w16sdtdh w16sdtfl w16du wp14">
   <w:body>
     <w:p>
+      <w:pPr>
+        <w:rPr>
+          <w:b/>
+          <w:bCs/>
+        </w:rPr>
+      </w:pPr>
       <w:r>
         <w:rPr>
           <w:b/>
@@ -14,67 +20,11 @@
         <w:t xml:space="preserve"> </w:t>
       </w:r>
       <w:r>
-        <w:t xml:space="preserve">The macro profile — </w:t>
-      </w:r>
-      <w:r>
         <w:rPr>
           <w:b/>
           <w:bCs/>
         </w:rPr>
-        <w:t>soft gold and bonds, flat USD, steady yields, and firm energy</w:t>
-      </w:r>
-      <w:r>
-        <w:t xml:space="preserve"> — suggests </w:t>
-      </w:r>
-      <w:r>
-        <w:rPr>
-          <w:b/>
-          <w:bCs/>
-        </w:rPr>
-        <w:t>firmer growth and modest inflation pressures</w:t>
-      </w:r>
-      <w:r>
-        <w:t xml:space="preserve">, a </w:t>
-      </w:r>
-      <w:r>
-        <w:rPr>
-          <w:b/>
-          <w:bCs/>
-        </w:rPr>
-        <w:t>pro-cyclical tilt</w:t>
-      </w:r>
-      <w:r>
-        <w:t xml:space="preserve"> consistent with </w:t>
-      </w:r>
-      <w:r>
-        <w:rPr>
-          <w:b/>
-          <w:bCs/>
-        </w:rPr>
-        <w:t>mild reflationary undertones</w:t>
-      </w:r>
-      <w:r>
-        <w:t xml:space="preserve">. Markets are shifting toward </w:t>
-      </w:r>
-      <w:r>
-        <w:rPr>
-          <w:b/>
-          <w:bCs/>
-        </w:rPr>
-        <w:t>selective risk-taking</w:t>
-      </w:r>
-      <w:r>
-        <w:t xml:space="preserve"> but remain narrow, favoring </w:t>
-      </w:r>
-      <w:r>
-        <w:rPr>
-          <w:b/>
-          <w:bCs/>
-        </w:rPr>
-        <w:t>Energy and late-cycle leadership</w:t>
-      </w:r>
-      <w:r>
-        <w:t xml:space="preserve"> while most sectors consolidate.</w:t>
+        <w:t>The macro mix — gold steady, USD soft, yields little changed, bonds soft, and a firm energy complex — suggests a narrow, selective risk tone with mild reflationary undertones. Positioning favors Energy and quality defensives, with a cautious stance toward growth/cyclical laggards until participation broadens.</w:t>
       </w:r>
     </w:p>
     <w:p/>

--- a/data/bottom_line_monthly.docx
+++ b/data/bottom_line_monthly.docx
@@ -3,12 +3,6 @@
 <w:document xmlns:wpc="http://schemas.microsoft.com/office/word/2010/wordprocessingCanvas" xmlns:cx="http://schemas.microsoft.com/office/drawing/2014/chartex" xmlns:cx1="http://schemas.microsoft.com/office/drawing/2015/9/8/chartex" xmlns:cx2="http://schemas.microsoft.com/office/drawing/2015/10/21/chartex" xmlns:cx3="http://schemas.microsoft.com/office/drawing/2016/5/9/chartex" xmlns:cx4="http://schemas.microsoft.com/office/drawing/2016/5/10/chartex" xmlns:cx5="http://schemas.microsoft.com/office/drawing/2016/5/11/chartex" xmlns:cx6="http://schemas.microsoft.com/office/drawing/2016/5/12/chartex" xmlns:cx7="http://schemas.microsoft.com/office/drawing/2016/5/13/chartex" xmlns:cx8="http://schemas.microsoft.com/office/drawing/2016/5/14/chartex" xmlns:mc="http://schemas.openxmlformats.org/markup-compatibility/2006" xmlns:aink="http://schemas.microsoft.com/office/drawing/2016/ink" xmlns:am3d="http://schemas.microsoft.com/office/drawing/2017/model3d" xmlns:o="urn:schemas-microsoft-com:office:office" xmlns:oel="http://schemas.microsoft.com/office/2019/extlst" xmlns:r="http://schemas.openxmlformats.org/officeDocument/2006/relationships" xmlns:m="http://schemas.openxmlformats.org/officeDocument/2006/math" xmlns:v="urn:schemas-microsoft-com:vml" xmlns:wp14="http://schemas.microsoft.com/office/word/2010/wordprocessingDrawing" xmlns:wp="http://schemas.openxmlformats.org/drawingml/2006/wordprocessingDrawing" xmlns:w10="urn:schemas-microsoft-com:office:word" xmlns:w="http://schemas.openxmlformats.org/wordprocessingml/2006/main" xmlns:w14="http://schemas.microsoft.com/office/word/2010/wordml" xmlns:w15="http://schemas.microsoft.com/office/word/2012/wordml" xmlns:w16cex="http://schemas.microsoft.com/office/word/2018/wordml/cex" xmlns:w16cid="http://schemas.microsoft.com/office/word/2016/wordml/cid" xmlns:w16="http://schemas.microsoft.com/office/word/2018/wordml" xmlns:w16du="http://schemas.microsoft.com/office/word/2023/wordml/word16du" xmlns:w16sdtdh="http://schemas.microsoft.com/office/word/2020/wordml/sdtdatahash" xmlns:w16sdtfl="http://schemas.microsoft.com/office/word/2024/wordml/sdtformatlock" xmlns:w16se="http://schemas.microsoft.com/office/word/2015/wordml/symex" xmlns:wpg="http://schemas.microsoft.com/office/word/2010/wordprocessingGroup" xmlns:wpi="http://schemas.microsoft.com/office/word/2010/wordprocessingInk" xmlns:wne="http://schemas.microsoft.com/office/word/2006/wordml" xmlns:wps="http://schemas.microsoft.com/office/word/2010/wordprocessingShape" mc:Ignorable="w14 w15 w16se w16cid w16 w16cex w16sdtdh w16sdtfl w16du wp14">
   <w:body>
     <w:p>
-      <w:pPr>
-        <w:rPr>
-          <w:b/>
-          <w:bCs/>
-        </w:rPr>
-      </w:pPr>
       <w:r>
         <w:rPr>
           <w:b/>
@@ -20,11 +14,57 @@
         <w:t xml:space="preserve"> </w:t>
       </w:r>
       <w:r>
+        <w:t xml:space="preserve">The macro posture — </w:t>
+      </w:r>
+      <w:r>
         <w:rPr>
           <w:b/>
           <w:bCs/>
         </w:rPr>
-        <w:t>The macro mix — gold steady, USD soft, yields little changed, bonds soft, and a firm energy complex — suggests a narrow, selective risk tone with mild reflationary undertones. Positioning favors Energy and quality defensives, with a cautious stance toward growth/cyclical laggards until participation broadens.</w:t>
+        <w:t>gold bid, USD soft, yields rising, bonds weak, and energy firm</w:t>
+      </w:r>
+      <w:r>
+        <w:t xml:space="preserve"> — signals a </w:t>
+      </w:r>
+      <w:r>
+        <w:rPr>
+          <w:b/>
+          <w:bCs/>
+        </w:rPr>
+        <w:t>mildly reflationary setup</w:t>
+      </w:r>
+      <w:r>
+        <w:t xml:space="preserve">, implying </w:t>
+      </w:r>
+      <w:r>
+        <w:rPr>
+          <w:b/>
+          <w:bCs/>
+        </w:rPr>
+        <w:t>firmer growth and sticky inflation pressures</w:t>
+      </w:r>
+      <w:r>
+        <w:t xml:space="preserve">. Positioning tilts toward </w:t>
+      </w:r>
+      <w:r>
+        <w:rPr>
+          <w:b/>
+          <w:bCs/>
+        </w:rPr>
+        <w:t>Energy, Financials, and hard-asset exposures</w:t>
+      </w:r>
+      <w:r>
+        <w:t xml:space="preserve">, while </w:t>
+      </w:r>
+      <w:r>
+        <w:rPr>
+          <w:b/>
+          <w:bCs/>
+        </w:rPr>
+        <w:t>growth and rate-sensitive areas</w:t>
+      </w:r>
+      <w:r>
+        <w:t xml:space="preserve"> remain on the defensive.</w:t>
       </w:r>
     </w:p>
     <w:p/>

--- a/data/bottom_line_monthly.docx
+++ b/data/bottom_line_monthly.docx
@@ -14,44 +14,44 @@
         <w:t xml:space="preserve"> </w:t>
       </w:r>
       <w:r>
-        <w:t xml:space="preserve">The macro posture — </w:t>
+        <w:t xml:space="preserve">The macro setup — </w:t>
       </w:r>
       <w:r>
         <w:rPr>
           <w:b/>
           <w:bCs/>
         </w:rPr>
-        <w:t>gold bid, USD soft, yields rising, bonds weak, and energy firm</w:t>
+        <w:t>gold bid, USD soft, yields rising, bonds flat, and a strong energy complex</w:t>
       </w:r>
       <w:r>
-        <w:t xml:space="preserve"> — signals a </w:t>
+        <w:t xml:space="preserve"> — points to a </w:t>
       </w:r>
       <w:r>
         <w:rPr>
           <w:b/>
           <w:bCs/>
         </w:rPr>
-        <w:t>mildly reflationary setup</w:t>
+        <w:t>mildly reflationary tone</w:t>
       </w:r>
       <w:r>
-        <w:t xml:space="preserve">, implying </w:t>
+        <w:t xml:space="preserve">, suggesting </w:t>
       </w:r>
       <w:r>
         <w:rPr>
           <w:b/>
           <w:bCs/>
         </w:rPr>
-        <w:t>firmer growth and sticky inflation pressures</w:t>
+        <w:t>firmer growth with persistent inflation pressures</w:t>
       </w:r>
       <w:r>
-        <w:t xml:space="preserve">. Positioning tilts toward </w:t>
+        <w:t xml:space="preserve">. Positioning remains tilted toward </w:t>
       </w:r>
       <w:r>
         <w:rPr>
           <w:b/>
           <w:bCs/>
         </w:rPr>
-        <w:t>Energy, Financials, and hard-asset exposures</w:t>
+        <w:t>hard assets, cyclicals, and late-cycle defensives</w:t>
       </w:r>
       <w:r>
         <w:t xml:space="preserve">, while </w:t>
@@ -61,10 +61,10 @@
           <w:b/>
           <w:bCs/>
         </w:rPr>
-        <w:t>growth and rate-sensitive areas</w:t>
+        <w:t>growth and rate-sensitive sectors</w:t>
       </w:r>
       <w:r>
-        <w:t xml:space="preserve"> remain on the defensive.</w:t>
+        <w:t xml:space="preserve"> stay on the back foot.</w:t>
       </w:r>
     </w:p>
     <w:p/>

--- a/data/bottom_line_monthly.docx
+++ b/data/bottom_line_monthly.docx
@@ -3,6 +3,12 @@
 <w:document xmlns:wpc="http://schemas.microsoft.com/office/word/2010/wordprocessingCanvas" xmlns:cx="http://schemas.microsoft.com/office/drawing/2014/chartex" xmlns:cx1="http://schemas.microsoft.com/office/drawing/2015/9/8/chartex" xmlns:cx2="http://schemas.microsoft.com/office/drawing/2015/10/21/chartex" xmlns:cx3="http://schemas.microsoft.com/office/drawing/2016/5/9/chartex" xmlns:cx4="http://schemas.microsoft.com/office/drawing/2016/5/10/chartex" xmlns:cx5="http://schemas.microsoft.com/office/drawing/2016/5/11/chartex" xmlns:cx6="http://schemas.microsoft.com/office/drawing/2016/5/12/chartex" xmlns:cx7="http://schemas.microsoft.com/office/drawing/2016/5/13/chartex" xmlns:cx8="http://schemas.microsoft.com/office/drawing/2016/5/14/chartex" xmlns:mc="http://schemas.openxmlformats.org/markup-compatibility/2006" xmlns:aink="http://schemas.microsoft.com/office/drawing/2016/ink" xmlns:am3d="http://schemas.microsoft.com/office/drawing/2017/model3d" xmlns:o="urn:schemas-microsoft-com:office:office" xmlns:oel="http://schemas.microsoft.com/office/2019/extlst" xmlns:r="http://schemas.openxmlformats.org/officeDocument/2006/relationships" xmlns:m="http://schemas.openxmlformats.org/officeDocument/2006/math" xmlns:v="urn:schemas-microsoft-com:vml" xmlns:wp14="http://schemas.microsoft.com/office/word/2010/wordprocessingDrawing" xmlns:wp="http://schemas.openxmlformats.org/drawingml/2006/wordprocessingDrawing" xmlns:w10="urn:schemas-microsoft-com:office:word" xmlns:w="http://schemas.openxmlformats.org/wordprocessingml/2006/main" xmlns:w14="http://schemas.microsoft.com/office/word/2010/wordml" xmlns:w15="http://schemas.microsoft.com/office/word/2012/wordml" xmlns:w16cex="http://schemas.microsoft.com/office/word/2018/wordml/cex" xmlns:w16cid="http://schemas.microsoft.com/office/word/2016/wordml/cid" xmlns:w16="http://schemas.microsoft.com/office/word/2018/wordml" xmlns:w16du="http://schemas.microsoft.com/office/word/2023/wordml/word16du" xmlns:w16sdtdh="http://schemas.microsoft.com/office/word/2020/wordml/sdtdatahash" xmlns:w16sdtfl="http://schemas.microsoft.com/office/word/2024/wordml/sdtformatlock" xmlns:w16se="http://schemas.microsoft.com/office/word/2015/wordml/symex" xmlns:wpg="http://schemas.microsoft.com/office/word/2010/wordprocessingGroup" xmlns:wpi="http://schemas.microsoft.com/office/word/2010/wordprocessingInk" xmlns:wne="http://schemas.microsoft.com/office/word/2006/wordml" xmlns:wps="http://schemas.microsoft.com/office/word/2010/wordprocessingShape" mc:Ignorable="w14 w15 w16se w16cid w16 w16cex w16sdtdh w16sdtfl w16du wp14">
   <w:body>
     <w:p>
+      <w:pPr>
+        <w:rPr>
+          <w:b/>
+          <w:bCs/>
+        </w:rPr>
+      </w:pPr>
       <w:r>
         <w:rPr>
           <w:b/>
@@ -14,60 +20,20 @@
         <w:t xml:space="preserve"> </w:t>
       </w:r>
       <w:r>
-        <w:t xml:space="preserve">The macro setup — </w:t>
+        <w:rPr>
+          <w:b/>
+          <w:bCs/>
+        </w:rPr>
+        <w:t>The macro mix — gold bid, USD softer, yields falling, bonds a touch weaker, and a strong energy complex — points to slowing inflation pressures alongside firmer growth/profit impulses from commodities and credit, a mildly reflationary yet quality-biased tape. Positioning favors hard assets, late-cycle defensives, and balance-sheet strength, while staying selective in growth/rate-sensitive pockets until Tech stabilizes</w:t>
       </w:r>
       <w:r>
         <w:rPr>
           <w:b/>
           <w:bCs/>
         </w:rPr>
-        <w:t>gold bid, USD soft, yields rising, bonds flat, and a strong energy complex</w:t>
-      </w:r>
-      <w:r>
-        <w:t xml:space="preserve"> — points to a </w:t>
-      </w:r>
-      <w:r>
-        <w:rPr>
-          <w:b/>
-          <w:bCs/>
-        </w:rPr>
-        <w:t>mildly reflationary tone</w:t>
-      </w:r>
-      <w:r>
-        <w:t xml:space="preserve">, suggesting </w:t>
-      </w:r>
-      <w:r>
-        <w:rPr>
-          <w:b/>
-          <w:bCs/>
-        </w:rPr>
-        <w:t>firmer growth with persistent inflation pressures</w:t>
-      </w:r>
-      <w:r>
-        <w:t xml:space="preserve">. Positioning remains tilted toward </w:t>
-      </w:r>
-      <w:r>
-        <w:rPr>
-          <w:b/>
-          <w:bCs/>
-        </w:rPr>
-        <w:t>hard assets, cyclicals, and late-cycle defensives</w:t>
-      </w:r>
-      <w:r>
-        <w:t xml:space="preserve">, while </w:t>
-      </w:r>
-      <w:r>
-        <w:rPr>
-          <w:b/>
-          <w:bCs/>
-        </w:rPr>
-        <w:t>growth and rate-sensitive sectors</w:t>
-      </w:r>
-      <w:r>
-        <w:t xml:space="preserve"> stay on the back foot.</w:t>
+        <w:t>.</w:t>
       </w:r>
     </w:p>
-    <w:p/>
     <w:p/>
     <w:sectPr>
       <w:pgSz w:w="15840" w:h="12240" w:orient="landscape"/>

--- a/data/bottom_line_monthly.docx
+++ b/data/bottom_line_monthly.docx
@@ -24,14 +24,7 @@
           <w:b/>
           <w:bCs/>
         </w:rPr>
-        <w:t>The macro mix — gold bid, USD softer, yields falling, bonds a touch weaker, and a strong energy complex — points to slowing inflation pressures alongside firmer growth/profit impulses from commodities and credit, a mildly reflationary yet quality-biased tape. Positioning favors hard assets, late-cycle defensives, and balance-sheet strength, while staying selective in growth/rate-sensitive pockets until Tech stabilizes</w:t>
-      </w:r>
-      <w:r>
-        <w:rPr>
-          <w:b/>
-          <w:bCs/>
-        </w:rPr>
-        <w:t>.</w:t>
+        <w:t>The macro tone — gold bid, USD soft, yields rising, bonds weak, and energy strong — signals a reflationary shift where growth expectations are firming while inflation pressures reheat modestly. The market is tilting toward hard assets and late-cycle leadership, while growth and duration-sensitive sectors remain under pressure amid rising rate dynamics.</w:t>
       </w:r>
     </w:p>
     <w:p/>
@@ -8050,7 +8043,7 @@
   <w:style w:type="paragraph" w:default="1" w:styleId="Normal">
     <w:name w:val="Normal"/>
     <w:qFormat/>
-    <w:rsid w:val="00C36C8D"/>
+    <w:rsid w:val="0041182C"/>
   </w:style>
   <w:style w:type="paragraph" w:styleId="Heading1">
     <w:name w:val="heading 1"/>

--- a/data/bottom_line_monthly.docx
+++ b/data/bottom_line_monthly.docx
@@ -24,10 +24,9 @@
           <w:b/>
           <w:bCs/>
         </w:rPr>
-        <w:t>The macro tone — gold bid, USD soft, yields rising, bonds weak, and energy strong — signals a reflationary shift where growth expectations are firming while inflation pressures reheat modestly. The market is tilting toward hard assets and late-cycle leadership, while growth and duration-sensitive sectors remain under pressure amid rising rate dynamics.</w:t>
+        <w:t>The macro tone — gold bid, USD steady, yields rising, bonds soft, and a firm energy complex — signals reflationary undertones, with growth expectations holding firm but inflation pressures sticky. The tape continues to favor hard assets and late-cycle defensives, while growth, cyclicals, and rate-sensitive areas struggle to gain traction amid rising rate dynamics and uneven participation.</w:t>
       </w:r>
     </w:p>
-    <w:p/>
     <w:sectPr>
       <w:pgSz w:w="15840" w:h="12240" w:orient="landscape"/>
       <w:pgMar w:top="1440" w:right="1080" w:bottom="1440" w:left="1080" w:header="720" w:footer="720" w:gutter="0"/>
@@ -8043,7 +8042,7 @@
   <w:style w:type="paragraph" w:default="1" w:styleId="Normal">
     <w:name w:val="Normal"/>
     <w:qFormat/>
-    <w:rsid w:val="0041182C"/>
+    <w:rsid w:val="001103C1"/>
   </w:style>
   <w:style w:type="paragraph" w:styleId="Heading1">
     <w:name w:val="heading 1"/>

--- a/data/bottom_line_monthly.docx
+++ b/data/bottom_line_monthly.docx
@@ -24,7 +24,7 @@
           <w:b/>
           <w:bCs/>
         </w:rPr>
-        <w:t>The macro tone — gold bid, USD steady, yields rising, bonds soft, and a firm energy complex — signals reflationary undertones, with growth expectations holding firm but inflation pressures sticky. The tape continues to favor hard assets and late-cycle defensives, while growth, cyclicals, and rate-sensitive areas struggle to gain traction amid rising rate dynamics and uneven participation.</w:t>
+        <w:t>The macro profile — gold bid, USD firm, stable yields, bonds soft, and energy firm — signals a stagflationary tilt, with growth slowing but inflation pressures sticky. The market tone favors hard assets, cash flow stability, and late-cycle defensives, while high-duration growth sectors remain under sustained pressure.</w:t>
       </w:r>
     </w:p>
     <w:sectPr>
@@ -8042,7 +8042,7 @@
   <w:style w:type="paragraph" w:default="1" w:styleId="Normal">
     <w:name w:val="Normal"/>
     <w:qFormat/>
-    <w:rsid w:val="001103C1"/>
+    <w:rsid w:val="00327FE8"/>
   </w:style>
   <w:style w:type="paragraph" w:styleId="Heading1">
     <w:name w:val="heading 1"/>

--- a/data/bottom_line_monthly.docx
+++ b/data/bottom_line_monthly.docx
@@ -24,8 +24,16 @@
           <w:b/>
           <w:bCs/>
         </w:rPr>
-        <w:t>The macro profile — gold bid, USD firm, stable yields, bonds soft, and energy firm — signals a stagflationary tilt, with growth slowing but inflation pressures sticky. The market tone favors hard assets, cash flow stability, and late-cycle defensives, while high-duration growth sectors remain under sustained pressure.</w:t>
+        <w:t>The macro tone — gold bid, USD firm, yields falling, and a steady energy complex — points to a disinflationary slowdown, where growth is cooling but inflation remains contained. The market continues to favor quality, cash flow, and hard assets, while growth and cyclical sectors stay under pressure amid a late-cycle transition.</w:t>
       </w:r>
+    </w:p>
+    <w:p>
+      <w:pPr>
+        <w:rPr>
+          <w:b/>
+          <w:bCs/>
+        </w:rPr>
+      </w:pPr>
     </w:p>
     <w:sectPr>
       <w:pgSz w:w="15840" w:h="12240" w:orient="landscape"/>
@@ -8042,7 +8050,7 @@
   <w:style w:type="paragraph" w:default="1" w:styleId="Normal">
     <w:name w:val="Normal"/>
     <w:qFormat/>
-    <w:rsid w:val="00327FE8"/>
+    <w:rsid w:val="005F7897"/>
   </w:style>
   <w:style w:type="paragraph" w:styleId="Heading1">
     <w:name w:val="heading 1"/>

--- a/data/bottom_line_monthly.docx
+++ b/data/bottom_line_monthly.docx
@@ -3,12 +3,6 @@
 <w:document xmlns:wpc="http://schemas.microsoft.com/office/word/2010/wordprocessingCanvas" xmlns:cx="http://schemas.microsoft.com/office/drawing/2014/chartex" xmlns:cx1="http://schemas.microsoft.com/office/drawing/2015/9/8/chartex" xmlns:cx2="http://schemas.microsoft.com/office/drawing/2015/10/21/chartex" xmlns:cx3="http://schemas.microsoft.com/office/drawing/2016/5/9/chartex" xmlns:cx4="http://schemas.microsoft.com/office/drawing/2016/5/10/chartex" xmlns:cx5="http://schemas.microsoft.com/office/drawing/2016/5/11/chartex" xmlns:cx6="http://schemas.microsoft.com/office/drawing/2016/5/12/chartex" xmlns:cx7="http://schemas.microsoft.com/office/drawing/2016/5/13/chartex" xmlns:cx8="http://schemas.microsoft.com/office/drawing/2016/5/14/chartex" xmlns:mc="http://schemas.openxmlformats.org/markup-compatibility/2006" xmlns:aink="http://schemas.microsoft.com/office/drawing/2016/ink" xmlns:am3d="http://schemas.microsoft.com/office/drawing/2017/model3d" xmlns:o="urn:schemas-microsoft-com:office:office" xmlns:oel="http://schemas.microsoft.com/office/2019/extlst" xmlns:r="http://schemas.openxmlformats.org/officeDocument/2006/relationships" xmlns:m="http://schemas.openxmlformats.org/officeDocument/2006/math" xmlns:v="urn:schemas-microsoft-com:vml" xmlns:wp14="http://schemas.microsoft.com/office/word/2010/wordprocessingDrawing" xmlns:wp="http://schemas.openxmlformats.org/drawingml/2006/wordprocessingDrawing" xmlns:w10="urn:schemas-microsoft-com:office:word" xmlns:w="http://schemas.openxmlformats.org/wordprocessingml/2006/main" xmlns:w14="http://schemas.microsoft.com/office/word/2010/wordml" xmlns:w15="http://schemas.microsoft.com/office/word/2012/wordml" xmlns:w16cex="http://schemas.microsoft.com/office/word/2018/wordml/cex" xmlns:w16cid="http://schemas.microsoft.com/office/word/2016/wordml/cid" xmlns:w16="http://schemas.microsoft.com/office/word/2018/wordml" xmlns:w16du="http://schemas.microsoft.com/office/word/2023/wordml/word16du" xmlns:w16sdtdh="http://schemas.microsoft.com/office/word/2020/wordml/sdtdatahash" xmlns:w16sdtfl="http://schemas.microsoft.com/office/word/2024/wordml/sdtformatlock" xmlns:w16se="http://schemas.microsoft.com/office/word/2015/wordml/symex" xmlns:wpg="http://schemas.microsoft.com/office/word/2010/wordprocessingGroup" xmlns:wpi="http://schemas.microsoft.com/office/word/2010/wordprocessingInk" xmlns:wne="http://schemas.microsoft.com/office/word/2006/wordml" xmlns:wps="http://schemas.microsoft.com/office/word/2010/wordprocessingShape" mc:Ignorable="w14 w15 w16se w16cid w16 w16cex w16sdtdh w16sdtfl w16du wp14">
   <w:body>
     <w:p>
-      <w:pPr>
-        <w:rPr>
-          <w:b/>
-          <w:bCs/>
-        </w:rPr>
-      </w:pPr>
       <w:r>
         <w:rPr>
           <w:b/>
@@ -20,20 +14,8 @@
         <w:t xml:space="preserve"> </w:t>
       </w:r>
       <w:r>
-        <w:rPr>
-          <w:b/>
-          <w:bCs/>
-        </w:rPr>
-        <w:t>The macro tone — gold bid, USD firm, yields falling, and a steady energy complex — points to a disinflationary slowdown, where growth is cooling but inflation remains contained. The market continues to favor quality, cash flow, and hard assets, while growth and cyclical sectors stay under pressure amid a late-cycle transition.</w:t>
+        <w:t>Macro conditions reflect a mixed environment: yields grinding higher, Gold and USD steady, and a firm energy complex. This combination suggests the market is navigating a late-cycle backdrop where growth is slowing, inflation pressures linger, and investors continue to favor profitability, quality, and selective risk-taking.</w:t>
       </w:r>
-    </w:p>
-    <w:p>
-      <w:pPr>
-        <w:rPr>
-          <w:b/>
-          <w:bCs/>
-        </w:rPr>
-      </w:pPr>
     </w:p>
     <w:sectPr>
       <w:pgSz w:w="15840" w:h="12240" w:orient="landscape"/>
@@ -8050,7 +8032,7 @@
   <w:style w:type="paragraph" w:default="1" w:styleId="Normal">
     <w:name w:val="Normal"/>
     <w:qFormat/>
-    <w:rsid w:val="005F7897"/>
+    <w:rsid w:val="0093789C"/>
   </w:style>
   <w:style w:type="paragraph" w:styleId="Heading1">
     <w:name w:val="heading 1"/>

--- a/data/bottom_line_monthly.docx
+++ b/data/bottom_line_monthly.docx
@@ -14,7 +14,7 @@
         <w:t xml:space="preserve"> </w:t>
       </w:r>
       <w:r>
-        <w:t>Macro conditions reflect a mixed environment: yields grinding higher, Gold and USD steady, and a firm energy complex. This combination suggests the market is navigating a late-cycle backdrop where growth is slowing, inflation pressures linger, and investors continue to favor profitability, quality, and selective risk-taking.</w:t>
+        <w:t>Macro conditions reflect an environment where growth is slowing and earnings revisions are still grinding lower, while inflation is easing from the peak but remains structurally above the pre-COVID regime, keeping real rates in play and pressuring traditional defensives. Taken together, the tape this month is signaling a market willing to pay for secular growth and selective cyclicals despite the growth downshift, with higher nominal yields and firm energy pricing reinforcing a cautious stance on duration and rate-sensitive sectors rather than an all-clear for classic late-cycle defensives.</w:t>
       </w:r>
     </w:p>
     <w:sectPr>
@@ -8032,7 +8032,17 @@
   <w:style w:type="paragraph" w:default="1" w:styleId="Normal">
     <w:name w:val="Normal"/>
     <w:qFormat/>
-    <w:rsid w:val="0093789C"/>
+    <w:rsid w:val="005F5E75"/>
+    <w:pPr>
+      <w:spacing w:after="200" w:line="276" w:lineRule="auto"/>
+    </w:pPr>
+    <w:rPr>
+      <w:rFonts w:eastAsiaTheme="minorEastAsia"/>
+      <w:kern w:val="0"/>
+      <w:sz w:val="22"/>
+      <w:szCs w:val="22"/>
+      <w14:ligatures w14:val="none"/>
+    </w:rPr>
   </w:style>
   <w:style w:type="paragraph" w:styleId="Heading1">
     <w:name w:val="heading 1"/>
@@ -8045,14 +8055,16 @@
     <w:pPr>
       <w:keepNext/>
       <w:keepLines/>
-      <w:spacing w:before="360" w:after="80"/>
+      <w:spacing w:before="360" w:after="80" w:line="278" w:lineRule="auto"/>
       <w:outlineLvl w:val="0"/>
     </w:pPr>
     <w:rPr>
       <w:rFonts w:asciiTheme="majorHAnsi" w:eastAsiaTheme="majorEastAsia" w:hAnsiTheme="majorHAnsi" w:cstheme="majorBidi"/>
       <w:color w:val="0F4761" w:themeColor="accent1" w:themeShade="BF"/>
+      <w:kern w:val="2"/>
       <w:sz w:val="40"/>
       <w:szCs w:val="40"/>
+      <w14:ligatures w14:val="standardContextual"/>
     </w:rPr>
   </w:style>
   <w:style w:type="paragraph" w:styleId="Heading2">
@@ -8068,14 +8080,16 @@
     <w:pPr>
       <w:keepNext/>
       <w:keepLines/>
-      <w:spacing w:before="160" w:after="80"/>
+      <w:spacing w:before="160" w:after="80" w:line="278" w:lineRule="auto"/>
       <w:outlineLvl w:val="1"/>
     </w:pPr>
     <w:rPr>
       <w:rFonts w:asciiTheme="majorHAnsi" w:eastAsiaTheme="majorEastAsia" w:hAnsiTheme="majorHAnsi" w:cstheme="majorBidi"/>
       <w:color w:val="0F4761" w:themeColor="accent1" w:themeShade="BF"/>
+      <w:kern w:val="2"/>
       <w:sz w:val="32"/>
       <w:szCs w:val="32"/>
+      <w14:ligatures w14:val="standardContextual"/>
     </w:rPr>
   </w:style>
   <w:style w:type="paragraph" w:styleId="Heading3">
@@ -8091,14 +8105,16 @@
     <w:pPr>
       <w:keepNext/>
       <w:keepLines/>
-      <w:spacing w:before="160" w:after="80"/>
+      <w:spacing w:before="160" w:after="80" w:line="278" w:lineRule="auto"/>
       <w:outlineLvl w:val="2"/>
     </w:pPr>
     <w:rPr>
       <w:rFonts w:eastAsiaTheme="majorEastAsia" w:cstheme="majorBidi"/>
       <w:color w:val="0F4761" w:themeColor="accent1" w:themeShade="BF"/>
+      <w:kern w:val="2"/>
       <w:sz w:val="28"/>
       <w:szCs w:val="28"/>
+      <w14:ligatures w14:val="standardContextual"/>
     </w:rPr>
   </w:style>
   <w:style w:type="paragraph" w:styleId="Heading4">
@@ -8114,7 +8130,7 @@
     <w:pPr>
       <w:keepNext/>
       <w:keepLines/>
-      <w:spacing w:before="80" w:after="40"/>
+      <w:spacing w:before="80" w:after="40" w:line="278" w:lineRule="auto"/>
       <w:outlineLvl w:val="3"/>
     </w:pPr>
     <w:rPr>
@@ -8122,6 +8138,10 @@
       <w:i/>
       <w:iCs/>
       <w:color w:val="0F4761" w:themeColor="accent1" w:themeShade="BF"/>
+      <w:kern w:val="2"/>
+      <w:sz w:val="24"/>
+      <w:szCs w:val="24"/>
+      <w14:ligatures w14:val="standardContextual"/>
     </w:rPr>
   </w:style>
   <w:style w:type="paragraph" w:styleId="Heading5">
@@ -8137,12 +8157,16 @@
     <w:pPr>
       <w:keepNext/>
       <w:keepLines/>
-      <w:spacing w:before="80" w:after="40"/>
+      <w:spacing w:before="80" w:after="40" w:line="278" w:lineRule="auto"/>
       <w:outlineLvl w:val="4"/>
     </w:pPr>
     <w:rPr>
       <w:rFonts w:eastAsiaTheme="majorEastAsia" w:cstheme="majorBidi"/>
       <w:color w:val="0F4761" w:themeColor="accent1" w:themeShade="BF"/>
+      <w:kern w:val="2"/>
+      <w:sz w:val="24"/>
+      <w:szCs w:val="24"/>
+      <w14:ligatures w14:val="standardContextual"/>
     </w:rPr>
   </w:style>
   <w:style w:type="paragraph" w:styleId="Heading6">
@@ -8158,7 +8182,7 @@
     <w:pPr>
       <w:keepNext/>
       <w:keepLines/>
-      <w:spacing w:before="40" w:after="0"/>
+      <w:spacing w:before="40" w:after="0" w:line="278" w:lineRule="auto"/>
       <w:outlineLvl w:val="5"/>
     </w:pPr>
     <w:rPr>
@@ -8166,6 +8190,10 @@
       <w:i/>
       <w:iCs/>
       <w:color w:val="595959" w:themeColor="text1" w:themeTint="A6"/>
+      <w:kern w:val="2"/>
+      <w:sz w:val="24"/>
+      <w:szCs w:val="24"/>
+      <w14:ligatures w14:val="standardContextual"/>
     </w:rPr>
   </w:style>
   <w:style w:type="paragraph" w:styleId="Heading7">
@@ -8181,12 +8209,16 @@
     <w:pPr>
       <w:keepNext/>
       <w:keepLines/>
-      <w:spacing w:before="40" w:after="0"/>
+      <w:spacing w:before="40" w:after="0" w:line="278" w:lineRule="auto"/>
       <w:outlineLvl w:val="6"/>
     </w:pPr>
     <w:rPr>
       <w:rFonts w:eastAsiaTheme="majorEastAsia" w:cstheme="majorBidi"/>
       <w:color w:val="595959" w:themeColor="text1" w:themeTint="A6"/>
+      <w:kern w:val="2"/>
+      <w:sz w:val="24"/>
+      <w:szCs w:val="24"/>
+      <w14:ligatures w14:val="standardContextual"/>
     </w:rPr>
   </w:style>
   <w:style w:type="paragraph" w:styleId="Heading8">
@@ -8202,7 +8234,7 @@
     <w:pPr>
       <w:keepNext/>
       <w:keepLines/>
-      <w:spacing w:after="0"/>
+      <w:spacing w:after="0" w:line="278" w:lineRule="auto"/>
       <w:outlineLvl w:val="7"/>
     </w:pPr>
     <w:rPr>
@@ -8210,6 +8242,10 @@
       <w:i/>
       <w:iCs/>
       <w:color w:val="272727" w:themeColor="text1" w:themeTint="D8"/>
+      <w:kern w:val="2"/>
+      <w:sz w:val="24"/>
+      <w:szCs w:val="24"/>
+      <w14:ligatures w14:val="standardContextual"/>
     </w:rPr>
   </w:style>
   <w:style w:type="paragraph" w:styleId="Heading9">
@@ -8225,12 +8261,16 @@
     <w:pPr>
       <w:keepNext/>
       <w:keepLines/>
-      <w:spacing w:after="0"/>
+      <w:spacing w:after="0" w:line="278" w:lineRule="auto"/>
       <w:outlineLvl w:val="8"/>
     </w:pPr>
     <w:rPr>
       <w:rFonts w:eastAsiaTheme="majorEastAsia" w:cstheme="majorBidi"/>
       <w:color w:val="272727" w:themeColor="text1" w:themeTint="D8"/>
+      <w:kern w:val="2"/>
+      <w:sz w:val="24"/>
+      <w:szCs w:val="24"/>
+      <w14:ligatures w14:val="standardContextual"/>
     </w:rPr>
   </w:style>
   <w:style w:type="character" w:default="1" w:styleId="DefaultParagraphFont">
@@ -8397,6 +8437,7 @@
       <w:kern w:val="28"/>
       <w:sz w:val="56"/>
       <w:szCs w:val="56"/>
+      <w14:ligatures w14:val="standardContextual"/>
     </w:rPr>
   </w:style>
   <w:style w:type="character" w:customStyle="1" w:styleId="TitleChar">
@@ -8425,13 +8466,16 @@
       <w:numPr>
         <w:ilvl w:val="1"/>
       </w:numPr>
+      <w:spacing w:after="160" w:line="278" w:lineRule="auto"/>
     </w:pPr>
     <w:rPr>
       <w:rFonts w:eastAsiaTheme="majorEastAsia" w:cstheme="majorBidi"/>
       <w:color w:val="595959" w:themeColor="text1" w:themeTint="A6"/>
       <w:spacing w:val="15"/>
+      <w:kern w:val="2"/>
       <w:sz w:val="28"/>
       <w:szCs w:val="28"/>
+      <w14:ligatures w14:val="standardContextual"/>
     </w:rPr>
   </w:style>
   <w:style w:type="character" w:customStyle="1" w:styleId="SubtitleChar">
@@ -8457,13 +8501,18 @@
     <w:qFormat/>
     <w:rsid w:val="00320A80"/>
     <w:pPr>
-      <w:spacing w:before="160"/>
+      <w:spacing w:before="160" w:after="160" w:line="278" w:lineRule="auto"/>
       <w:jc w:val="center"/>
     </w:pPr>
     <w:rPr>
+      <w:rFonts w:eastAsiaTheme="minorHAnsi"/>
       <w:i/>
       <w:iCs/>
       <w:color w:val="404040" w:themeColor="text1" w:themeTint="BF"/>
+      <w:kern w:val="2"/>
+      <w:sz w:val="24"/>
+      <w:szCs w:val="24"/>
+      <w14:ligatures w14:val="standardContextual"/>
     </w:rPr>
   </w:style>
   <w:style w:type="character" w:customStyle="1" w:styleId="QuoteChar">
@@ -8485,9 +8534,17 @@
     <w:qFormat/>
     <w:rsid w:val="00320A80"/>
     <w:pPr>
+      <w:spacing w:after="160" w:line="278" w:lineRule="auto"/>
       <w:ind w:left="720"/>
       <w:contextualSpacing/>
     </w:pPr>
+    <w:rPr>
+      <w:rFonts w:eastAsiaTheme="minorHAnsi"/>
+      <w:kern w:val="2"/>
+      <w:sz w:val="24"/>
+      <w:szCs w:val="24"/>
+      <w14:ligatures w14:val="standardContextual"/>
+    </w:rPr>
   </w:style>
   <w:style w:type="character" w:styleId="IntenseEmphasis">
     <w:name w:val="Intense Emphasis"/>
@@ -8514,14 +8571,19 @@
         <w:top w:val="single" w:sz="4" w:space="10" w:color="0F4761" w:themeColor="accent1" w:themeShade="BF"/>
         <w:bottom w:val="single" w:sz="4" w:space="10" w:color="0F4761" w:themeColor="accent1" w:themeShade="BF"/>
       </w:pBdr>
-      <w:spacing w:before="360" w:after="360"/>
+      <w:spacing w:before="360" w:after="360" w:line="278" w:lineRule="auto"/>
       <w:ind w:left="864" w:right="864"/>
       <w:jc w:val="center"/>
     </w:pPr>
     <w:rPr>
+      <w:rFonts w:eastAsiaTheme="minorHAnsi"/>
       <w:i/>
       <w:iCs/>
       <w:color w:val="0F4761" w:themeColor="accent1" w:themeShade="BF"/>
+      <w:kern w:val="2"/>
+      <w:sz w:val="24"/>
+      <w:szCs w:val="24"/>
+      <w14:ligatures w14:val="standardContextual"/>
     </w:rPr>
   </w:style>
   <w:style w:type="character" w:customStyle="1" w:styleId="IntenseQuoteChar">

--- a/data/bottom_line_monthly.docx
+++ b/data/bottom_line_monthly.docx
@@ -3,6 +3,11 @@
 <w:document xmlns:wpc="http://schemas.microsoft.com/office/word/2010/wordprocessingCanvas" xmlns:cx="http://schemas.microsoft.com/office/drawing/2014/chartex" xmlns:cx1="http://schemas.microsoft.com/office/drawing/2015/9/8/chartex" xmlns:cx2="http://schemas.microsoft.com/office/drawing/2015/10/21/chartex" xmlns:cx3="http://schemas.microsoft.com/office/drawing/2016/5/9/chartex" xmlns:cx4="http://schemas.microsoft.com/office/drawing/2016/5/10/chartex" xmlns:cx5="http://schemas.microsoft.com/office/drawing/2016/5/11/chartex" xmlns:cx6="http://schemas.microsoft.com/office/drawing/2016/5/12/chartex" xmlns:cx7="http://schemas.microsoft.com/office/drawing/2016/5/13/chartex" xmlns:cx8="http://schemas.microsoft.com/office/drawing/2016/5/14/chartex" xmlns:mc="http://schemas.openxmlformats.org/markup-compatibility/2006" xmlns:aink="http://schemas.microsoft.com/office/drawing/2016/ink" xmlns:am3d="http://schemas.microsoft.com/office/drawing/2017/model3d" xmlns:o="urn:schemas-microsoft-com:office:office" xmlns:oel="http://schemas.microsoft.com/office/2019/extlst" xmlns:r="http://schemas.openxmlformats.org/officeDocument/2006/relationships" xmlns:m="http://schemas.openxmlformats.org/officeDocument/2006/math" xmlns:v="urn:schemas-microsoft-com:vml" xmlns:wp14="http://schemas.microsoft.com/office/word/2010/wordprocessingDrawing" xmlns:wp="http://schemas.openxmlformats.org/drawingml/2006/wordprocessingDrawing" xmlns:w10="urn:schemas-microsoft-com:office:word" xmlns:w="http://schemas.openxmlformats.org/wordprocessingml/2006/main" xmlns:w14="http://schemas.microsoft.com/office/word/2010/wordml" xmlns:w15="http://schemas.microsoft.com/office/word/2012/wordml" xmlns:w16cex="http://schemas.microsoft.com/office/word/2018/wordml/cex" xmlns:w16cid="http://schemas.microsoft.com/office/word/2016/wordml/cid" xmlns:w16="http://schemas.microsoft.com/office/word/2018/wordml" xmlns:w16du="http://schemas.microsoft.com/office/word/2023/wordml/word16du" xmlns:w16sdtdh="http://schemas.microsoft.com/office/word/2020/wordml/sdtdatahash" xmlns:w16sdtfl="http://schemas.microsoft.com/office/word/2024/wordml/sdtformatlock" xmlns:w16se="http://schemas.microsoft.com/office/word/2015/wordml/symex" xmlns:wpg="http://schemas.microsoft.com/office/word/2010/wordprocessingGroup" xmlns:wpi="http://schemas.microsoft.com/office/word/2010/wordprocessingInk" xmlns:wne="http://schemas.microsoft.com/office/word/2006/wordml" xmlns:wps="http://schemas.microsoft.com/office/word/2010/wordprocessingShape" mc:Ignorable="w14 w15 w16se w16cid w16 w16cex w16sdtdh w16sdtfl w16du wp14">
   <w:body>
     <w:p>
+      <w:pPr>
+        <w:rPr>
+          <w:rFonts w:ascii="Aptos" w:hAnsi="Aptos"/>
+        </w:rPr>
+      </w:pPr>
       <w:r>
         <w:rPr>
           <w:b/>
@@ -14,9 +19,13 @@
         <w:t xml:space="preserve"> </w:t>
       </w:r>
       <w:r>
-        <w:t>Macro conditions reflect an environment where growth is slowing and earnings revisions are still grinding lower, while inflation is easing from the peak but remains structurally above the pre-COVID regime, keeping real rates in play and pressuring traditional defensives. Taken together, the tape this month is signaling a market willing to pay for secular growth and selective cyclicals despite the growth downshift, with higher nominal yields and firm energy pricing reinforcing a cautious stance on duration and rate-sensitive sectors rather than an all-clear for classic late-cycle defensives.</w:t>
+        <w:rPr>
+          <w:rFonts w:ascii="Aptos" w:hAnsi="Aptos"/>
+        </w:rPr>
+        <w:t xml:space="preserve">Macro conditions reflect a backdrop where growth is slowing on a rolling basis and earnings revisions remain under pressure, while inflation is easing off the peaks but still running above pre-COVID norms; the soft USD and modestly weaker gold fit a market that is not yet pricing acute stress but is adjusting to tighter real-financial conditions. </w:t>
       </w:r>
     </w:p>
+    <w:p/>
     <w:sectPr>
       <w:pgSz w:w="15840" w:h="12240" w:orient="landscape"/>
       <w:pgMar w:top="1440" w:right="1080" w:bottom="1440" w:left="1080" w:header="720" w:footer="720" w:gutter="0"/>

--- a/data/bottom_line_monthly.docx
+++ b/data/bottom_line_monthly.docx
@@ -3,11 +3,6 @@
 <w:document xmlns:wpc="http://schemas.microsoft.com/office/word/2010/wordprocessingCanvas" xmlns:cx="http://schemas.microsoft.com/office/drawing/2014/chartex" xmlns:cx1="http://schemas.microsoft.com/office/drawing/2015/9/8/chartex" xmlns:cx2="http://schemas.microsoft.com/office/drawing/2015/10/21/chartex" xmlns:cx3="http://schemas.microsoft.com/office/drawing/2016/5/9/chartex" xmlns:cx4="http://schemas.microsoft.com/office/drawing/2016/5/10/chartex" xmlns:cx5="http://schemas.microsoft.com/office/drawing/2016/5/11/chartex" xmlns:cx6="http://schemas.microsoft.com/office/drawing/2016/5/12/chartex" xmlns:cx7="http://schemas.microsoft.com/office/drawing/2016/5/13/chartex" xmlns:cx8="http://schemas.microsoft.com/office/drawing/2016/5/14/chartex" xmlns:mc="http://schemas.openxmlformats.org/markup-compatibility/2006" xmlns:aink="http://schemas.microsoft.com/office/drawing/2016/ink" xmlns:am3d="http://schemas.microsoft.com/office/drawing/2017/model3d" xmlns:o="urn:schemas-microsoft-com:office:office" xmlns:oel="http://schemas.microsoft.com/office/2019/extlst" xmlns:r="http://schemas.openxmlformats.org/officeDocument/2006/relationships" xmlns:m="http://schemas.openxmlformats.org/officeDocument/2006/math" xmlns:v="urn:schemas-microsoft-com:vml" xmlns:wp14="http://schemas.microsoft.com/office/word/2010/wordprocessingDrawing" xmlns:wp="http://schemas.openxmlformats.org/drawingml/2006/wordprocessingDrawing" xmlns:w10="urn:schemas-microsoft-com:office:word" xmlns:w="http://schemas.openxmlformats.org/wordprocessingml/2006/main" xmlns:w14="http://schemas.microsoft.com/office/word/2010/wordml" xmlns:w15="http://schemas.microsoft.com/office/word/2012/wordml" xmlns:w16cex="http://schemas.microsoft.com/office/word/2018/wordml/cex" xmlns:w16cid="http://schemas.microsoft.com/office/word/2016/wordml/cid" xmlns:w16="http://schemas.microsoft.com/office/word/2018/wordml" xmlns:w16du="http://schemas.microsoft.com/office/word/2023/wordml/word16du" xmlns:w16sdtdh="http://schemas.microsoft.com/office/word/2020/wordml/sdtdatahash" xmlns:w16sdtfl="http://schemas.microsoft.com/office/word/2024/wordml/sdtformatlock" xmlns:w16se="http://schemas.microsoft.com/office/word/2015/wordml/symex" xmlns:wpg="http://schemas.microsoft.com/office/word/2010/wordprocessingGroup" xmlns:wpi="http://schemas.microsoft.com/office/word/2010/wordprocessingInk" xmlns:wne="http://schemas.microsoft.com/office/word/2006/wordml" xmlns:wps="http://schemas.microsoft.com/office/word/2010/wordprocessingShape" mc:Ignorable="w14 w15 w16se w16cid w16 w16cex w16sdtdh w16sdtfl w16du wp14">
   <w:body>
     <w:p>
-      <w:pPr>
-        <w:rPr>
-          <w:rFonts w:ascii="Aptos" w:hAnsi="Aptos"/>
-        </w:rPr>
-      </w:pPr>
       <w:r>
         <w:rPr>
           <w:b/>
@@ -19,13 +14,9 @@
         <w:t xml:space="preserve"> </w:t>
       </w:r>
       <w:r>
-        <w:rPr>
-          <w:rFonts w:ascii="Aptos" w:hAnsi="Aptos"/>
-        </w:rPr>
-        <w:t xml:space="preserve">Macro conditions reflect a backdrop where growth is slowing on a rolling basis and earnings revisions remain under pressure, while inflation is easing off the peaks but still running above pre-COVID norms; the soft USD and modestly weaker gold fit a market that is not yet pricing acute stress but is adjusting to tighter real-financial conditions. </w:t>
+        <w:t>Macro conditions reflect slowing growth and pressured earnings against still-elevated but easing inflation, and the tape is consistent with that mix: rising yields and weak bonds are pressuring classic defensives and duration assets, a softer USD and modestly weaker gold point to reduced demand for traditional havens, and outperformance across the energy complex and equity beta pockets underscores an environment where investors are fading peak-inflation fears while still willing to pay for secular and cyclical growth despite a deteriorating fundamental growth backdrop.</w:t>
       </w:r>
     </w:p>
-    <w:p/>
     <w:sectPr>
       <w:pgSz w:w="15840" w:h="12240" w:orient="landscape"/>
       <w:pgMar w:top="1440" w:right="1080" w:bottom="1440" w:left="1080" w:header="720" w:footer="720" w:gutter="0"/>

--- a/data/bottom_line_monthly.docx
+++ b/data/bottom_line_monthly.docx
@@ -14,7 +14,7 @@
         <w:t xml:space="preserve"> </w:t>
       </w:r>
       <w:r>
-        <w:t>Macro conditions reflect slowing growth and pressured earnings against still-elevated but easing inflation, and the tape is consistent with that mix: rising yields and weak bonds are pressuring classic defensives and duration assets, a softer USD and modestly weaker gold point to reduced demand for traditional havens, and outperformance across the energy complex and equity beta pockets underscores an environment where investors are fading peak-inflation fears while still willing to pay for secular and cyclical growth despite a deteriorating fundamental growth backdrop.</w:t>
+        <w:t>Macro posture shows growth expectations grinding lower and earnings revisions under pressure while inflation expectations ease but stay above pre‑COVID norms, a mix corroborated by rising yields (+4.10%), soft bonds (-1.36%), and a weaker energy complex (-2.99%) alongside stable gold (-0.12%) and USD (-0.18%), which together argue for markets repricing a slower, still‑inflationary backdrop that favors quality growth and balance‑sheet strength over classic defensives.</w:t>
       </w:r>
     </w:p>
     <w:sectPr>

--- a/data/bottom_line_monthly.docx
+++ b/data/bottom_line_monthly.docx
@@ -14,7 +14,7 @@
         <w:t xml:space="preserve"> </w:t>
       </w:r>
       <w:r>
-        <w:t>Macro posture shows growth expectations grinding lower and earnings revisions under pressure while inflation expectations ease but stay above pre‑COVID norms, a mix corroborated by rising yields (+4.10%), soft bonds (-1.36%), and a weaker energy complex (-2.99%) alongside stable gold (-0.12%) and USD (-0.18%), which together argue for markets repricing a slower, still‑inflationary backdrop that favors quality growth and balance‑sheet strength over classic defensives.</w:t>
+        <w:t>Macro conditions reflect slowing growth and pressured earnings alongside inflation that is easing but still elevated versus pre-COVID norms, and the combination of higher yields, weaker bonds, a softening USD, modestly firmer gold, and a soft energy complex is consistent with markets repricing to a still-restrictive real rate backdrop rather than a clean pivot to a lower-growth, lower-inflation regime, which helps explain the rotation away from bond proxies into higher-quality cyclicals and secular growth.</w:t>
       </w:r>
     </w:p>
     <w:sectPr>

--- a/data/bottom_line_monthly.docx
+++ b/data/bottom_line_monthly.docx
@@ -14,7 +14,7 @@
         <w:t xml:space="preserve"> </w:t>
       </w:r>
       <w:r>
-        <w:t>Macro conditions reflect slowing growth and pressured earnings alongside inflation that is easing but still elevated versus pre-COVID norms, and the combination of higher yields, weaker bonds, a softening USD, modestly firmer gold, and a soft energy complex is consistent with markets repricing to a still-restrictive real rate backdrop rather than a clean pivot to a lower-growth, lower-inflation regime, which helps explain the rotation away from bond proxies into higher-quality cyclicals and secular growth.</w:t>
+        <w:t>Macro conditions reflect an environment where growth is slowing and earnings revisions remain pressured even as inflation eases from peak levels but stays above pre-COVID norms, which is echoed in the mix of stronger gold, higher yields, a softer USD, weaker bonds, and a soft energy complex that together argue for a cautious but still risk-on bias skewed toward quality cyclicals over classic defensives.</w:t>
       </w:r>
     </w:p>
     <w:sectPr>

--- a/data/bottom_line_monthly.docx
+++ b/data/bottom_line_monthly.docx
@@ -14,7 +14,7 @@
         <w:t xml:space="preserve"> </w:t>
       </w:r>
       <w:r>
-        <w:t>Macro conditions reflect an environment where growth is slowing and earnings revisions remain pressured even as inflation eases from peak levels but stays above pre-COVID norms, which is echoed in the mix of stronger gold, higher yields, a softer USD, weaker bonds, and a soft energy complex that together argue for a cautious but still risk-on bias skewed toward quality cyclicals over classic defensives.</w:t>
+        <w:t>Macro conditions reflect a backdrop where growth is slowing and earnings revisions remain under pressure even as inflation cools from peak levels but stays above pre-COVID norms, and that mix is echoed in the macro levers with higher yields (+4.25%) and weaker bonds (-1.57%) pressuring classic defensives, a softer USD (-0.92%) and firm gold (+1.95%) hinting at lingering macro and policy anxiety, and a notably soft energy complex (-8.38%) underscoring the decelerating demand side of the story despite the market’s current preference for cyclicals.</w:t>
       </w:r>
     </w:p>
     <w:sectPr>

--- a/data/bottom_line_monthly.docx
+++ b/data/bottom_line_monthly.docx
@@ -14,7 +14,7 @@
         <w:t xml:space="preserve"> </w:t>
       </w:r>
       <w:r>
-        <w:t>Macro conditions reflect a backdrop where growth is slowing and earnings revisions remain under pressure even as inflation cools from peak levels but stays above pre-COVID norms, and that mix is echoed in the macro levers with higher yields (+4.25%) and weaker bonds (-1.57%) pressuring classic defensives, a softer USD (-0.92%) and firm gold (+1.95%) hinting at lingering macro and policy anxiety, and a notably soft energy complex (-8.38%) underscoring the decelerating demand side of the story despite the market’s current preference for cyclicals.</w:t>
+        <w:t>Macro conditions reflect slowing growth and still-elevated-but-easing inflation expectations, which is echoed in rising yields, soft bonds and USD, and a firm Gold bid alongside pressure across the broader energy complex, collectively suggesting the tape is leaning into late-cycle dynamics where nominal support and policy uncertainty keep rate volatility high even as investors selectively embrace cyclicals and high-beta sectors.</w:t>
       </w:r>
     </w:p>
     <w:sectPr>

--- a/data/bottom_line_monthly.docx
+++ b/data/bottom_line_monthly.docx
@@ -14,7 +14,7 @@
         <w:t xml:space="preserve"> </w:t>
       </w:r>
       <w:r>
-        <w:t>Macro conditions reflect slowing growth and still-elevated-but-easing inflation expectations, which is echoed in rising yields, soft bonds and USD, and a firm Gold bid alongside pressure across the broader energy complex, collectively suggesting the tape is leaning into late-cycle dynamics where nominal support and policy uncertainty keep rate volatility high even as investors selectively embrace cyclicals and high-beta sectors.</w:t>
+        <w:t>Macro conditions reflect a backdrop where growth is slowing and earnings expectations remain under pressure even as inflation eases from its highs but stays above pre‑COVID norms, consistent with a mix of higher yields, a softer USD, weak bonds, strong gold, and underperforming energy that collectively signal tighter real conditions but no clear flight to outright recessionary defensives yet.</w:t>
       </w:r>
     </w:p>
     <w:sectPr>

--- a/data/bottom_line_monthly.docx
+++ b/data/bottom_line_monthly.docx
@@ -14,7 +14,7 @@
         <w:t xml:space="preserve"> </w:t>
       </w:r>
       <w:r>
-        <w:t>Macro conditions reflect a backdrop where growth is slowing and earnings expectations remain under pressure even as inflation eases from its highs but stays above pre‑COVID norms, consistent with a mix of higher yields, a softer USD, weak bonds, strong gold, and underperforming energy that collectively signal tighter real conditions but no clear flight to outright recessionary defensives yet.</w:t>
+        <w:t>Macro posture shows growth is decelerating and earnings expectations remain under pressure while inflation cools from peak levels but stays structurally elevated versus the pre-COVID regime, and that mix is echoed in rising yields (+3.16%), weaker bonds (-1.33%), a softer USD (-0.89%), strong gold (+2.94%), and a materially weaker energy complex (-9.27%), all consistent with a market that is rotating toward cyclicals and financials despite a slower growth backdrop and still-sticky inflation.</w:t>
       </w:r>
     </w:p>
     <w:sectPr>

--- a/data/bottom_line_monthly.docx
+++ b/data/bottom_line_monthly.docx
@@ -14,7 +14,7 @@
         <w:t xml:space="preserve"> </w:t>
       </w:r>
       <w:r>
-        <w:t>Macro posture shows growth is decelerating and earnings expectations remain under pressure while inflation cools from peak levels but stays structurally elevated versus the pre-COVID regime, and that mix is echoed in rising yields (+3.16%), weaker bonds (-1.33%), a softer USD (-0.89%), strong gold (+2.94%), and a materially weaker energy complex (-9.27%), all consistent with a market that is rotating toward cyclicals and financials despite a slower growth backdrop and still-sticky inflation.</w:t>
+        <w:t>Macro conditions reflect an environment where growth is slowing and earnings expectations remain under pressure even as inflation decelerates from peak levels but stays structurally higher than the pre‑COVID regime. That backdrop is echoed in the macro levers: higher yields and weaker bonds leaning against a soft USD and slumping energy complex, while firmer gold suggests investors are hedging both lingering inflation and late‑cycle growth risk, consistent with a market that is still rewarding cyclical risk but doing so on increasingly fragile macro foundations.</w:t>
       </w:r>
     </w:p>
     <w:sectPr>

--- a/data/bottom_line_monthly.docx
+++ b/data/bottom_line_monthly.docx
@@ -14,7 +14,7 @@
         <w:t xml:space="preserve"> </w:t>
       </w:r>
       <w:r>
-        <w:t>Macro conditions reflect an environment where growth is slowing and earnings expectations remain under pressure even as inflation decelerates from peak levels but stays structurally higher than the pre‑COVID regime. That backdrop is echoed in the macro levers: higher yields and weaker bonds leaning against a soft USD and slumping energy complex, while firmer gold suggests investors are hedging both lingering inflation and late‑cycle growth risk, consistent with a market that is still rewarding cyclical risk but doing so on increasingly fragile macro foundations.</w:t>
+        <w:t>Macro conditions reflect a market navigating slowing growth and still-elevated-but-easing inflation, with higher yields and weaker bonds alongside a soft USD, strong gold, and a pressured energy complex signaling tighter real-financial conditions and persistent inflation risk even as the growth and earnings backdrop grinds lower.</w:t>
       </w:r>
     </w:p>
     <w:sectPr>

--- a/data/bottom_line_monthly.docx
+++ b/data/bottom_line_monthly.docx
@@ -14,7 +14,7 @@
         <w:t xml:space="preserve"> </w:t>
       </w:r>
       <w:r>
-        <w:t>Macro conditions reflect a market navigating slowing growth and still-elevated-but-easing inflation, with higher yields and weaker bonds alongside a soft USD, strong gold, and a pressured energy complex signaling tighter real-financial conditions and persistent inflation risk even as the growth and earnings backdrop grinds lower.</w:t>
+        <w:t>Macro conditions reflect an environment where growth is slowing and earnings revisions remain under pressure while inflation is easing off the highs but still running above pre-COVID norms, which is consistent with the market’s preference for balance-sheet strength, nominal growth beneficiaries, and selective cyclicals over pure defensives and long-duration assets so far this month.</w:t>
       </w:r>
     </w:p>
     <w:sectPr>

--- a/data/bottom_line_monthly.docx
+++ b/data/bottom_line_monthly.docx
@@ -14,7 +14,7 @@
         <w:t xml:space="preserve"> </w:t>
       </w:r>
       <w:r>
-        <w:t>Macro conditions reflect an environment where growth is slowing and earnings revisions remain under pressure while inflation is easing off the highs but still running above pre-COVID norms, which is consistent with the market’s preference for balance-sheet strength, nominal growth beneficiaries, and selective cyclicals over pure defensives and long-duration assets so far this month.</w:t>
+        <w:t>Macro conditions reflect a backdrop where growth is slowing and inflation is moderating but still elevated versus pre-COVID norms, which is consistent with gold breaking out, the dollar weakening, higher yields pressuring bonds, and a soft energy complex that together signal a market leaning into decelerating but still positive nominal growth, favoring asset-light, higher-beta sectors over duration-heavy and commodity-linked exposures.</w:t>
       </w:r>
     </w:p>
     <w:sectPr>

--- a/data/bottom_line_monthly.docx
+++ b/data/bottom_line_monthly.docx
@@ -14,7 +14,7 @@
         <w:t xml:space="preserve"> </w:t>
       </w:r>
       <w:r>
-        <w:t>Macro conditions reflect a backdrop where growth is slowing and inflation is moderating but still elevated versus pre-COVID norms, which is consistent with gold breaking out, the dollar weakening, higher yields pressuring bonds, and a soft energy complex that together signal a market leaning into decelerating but still positive nominal growth, favoring asset-light, higher-beta sectors over duration-heavy and commodity-linked exposures.</w:t>
+        <w:t>Macro conditions reflect a backdrop where growth is slowing and earnings expectations are grinding lower even as inflation moderates from peak levels but stays structurally higher than the pre-COVID regime, and the combination of a weaker USD, higher yields, soft bonds, strong gold, and a soggy energy complex reinforces a market that is rotating toward cyclicals and secular growers while fading classic defensives and commodity beta in response to that shifting growth/inflation mix.</w:t>
       </w:r>
     </w:p>
     <w:sectPr>

--- a/data/bottom_line_monthly.docx
+++ b/data/bottom_line_monthly.docx
@@ -14,7 +14,7 @@
         <w:t xml:space="preserve"> </w:t>
       </w:r>
       <w:r>
-        <w:t>Macro conditions reflect a backdrop where growth is slowing and earnings expectations are grinding lower even as inflation moderates from peak levels but stays structurally higher than the pre-COVID regime, and the combination of a weaker USD, higher yields, soft bonds, strong gold, and a soggy energy complex reinforces a market that is rotating toward cyclicals and secular growers while fading classic defensives and commodity beta in response to that shifting growth/inflation mix.</w:t>
+        <w:t>Macro posture shows growth is slowing on a rolling-month basis while inflation eases off the highs but remains above pre-COVID norms, and that mix is echoed in the macro levers with a weaker USD, strong Gold, rising yields, softer bonds, and a pressured energy complex all pointing to an environment where investors are rotating toward higher-beta, rate-resilient risk assets even as underlying growth and earnings expectations grind lower.</w:t>
       </w:r>
     </w:p>
     <w:sectPr>

--- a/data/bottom_line_monthly.docx
+++ b/data/bottom_line_monthly.docx
@@ -14,7 +14,7 @@
         <w:t xml:space="preserve"> </w:t>
       </w:r>
       <w:r>
-        <w:t>Macro posture shows growth is slowing on a rolling-month basis while inflation eases off the highs but remains above pre-COVID norms, and that mix is echoed in the macro levers with a weaker USD, strong Gold, rising yields, softer bonds, and a pressured energy complex all pointing to an environment where investors are rotating toward higher-beta, rate-resilient risk assets even as underlying growth and earnings expectations grind lower.</w:t>
+        <w:t>Macro conditions reflect a backdrop where growth is slowing and earnings revisions remain under pressure while inflation, though easing from the peak, is still above pre-COVID norms—consistent with a stronger gold bid, a softer USD and bond complex, higher yields, and weak energy prices, collectively signaling a market that is cautiously leaning into cyclicals and duration risk despite a late-cycle growth and sticky-inflation mix.</w:t>
       </w:r>
     </w:p>
     <w:sectPr>

--- a/data/bottom_line_monthly.docx
+++ b/data/bottom_line_monthly.docx
@@ -14,7 +14,7 @@
         <w:t xml:space="preserve"> </w:t>
       </w:r>
       <w:r>
-        <w:t>Macro conditions reflect a backdrop where growth is slowing and earnings revisions remain under pressure while inflation, though easing from the peak, is still above pre-COVID norms—consistent with a stronger gold bid, a softer USD and bond complex, higher yields, and weak energy prices, collectively signaling a market that is cautiously leaning into cyclicals and duration risk despite a late-cycle growth and sticky-inflation mix.</w:t>
+        <w:t>Macro conditions reflect an environment where growth is slowing and earnings expectations remain under pressure even as inflation eases from peak levels but stays elevated versus pre-COVID norms, a mix that is consistent with the market rewarding quality cyclicals and balance-sheet strength while beginning to question the durability of lower-duration, bond-proxy sectors.</w:t>
       </w:r>
     </w:p>
     <w:sectPr>

--- a/data/bottom_line_monthly.docx
+++ b/data/bottom_line_monthly.docx
@@ -14,7 +14,7 @@
         <w:t xml:space="preserve"> </w:t>
       </w:r>
       <w:r>
-        <w:t>Macro conditions reflect an environment where growth is slowing and earnings expectations remain under pressure even as inflation eases from peak levels but stays elevated versus pre-COVID norms, a mix that is consistent with the market rewarding quality cyclicals and balance-sheet strength while beginning to question the durability of lower-duration, bond-proxy sectors.</w:t>
+        <w:t>Macro conditions reflect a backdrop where growth is slowing and inflation, while easing from prior peaks, remains above pre-COVID norms, and the macro levers corroborate that mix: a weaker USD, firm gold, higher yields, soft bonds, and a pressured energy complex all point to investors fading dollar strength, tolerating higher real rates, and selectively reaching for risk even as the fundamental setup argues for more caution over the medium term.</w:t>
       </w:r>
     </w:p>
     <w:sectPr>

--- a/data/bottom_line_monthly.docx
+++ b/data/bottom_line_monthly.docx
@@ -14,7 +14,7 @@
         <w:t xml:space="preserve"> </w:t>
       </w:r>
       <w:r>
-        <w:t>Macro conditions reflect a backdrop where growth is slowing and inflation, while easing from prior peaks, remains above pre-COVID norms, and the macro levers corroborate that mix: a weaker USD, firm gold, higher yields, soft bonds, and a pressured energy complex all point to investors fading dollar strength, tolerating higher real rates, and selectively reaching for risk even as the fundamental setup argues for more caution over the medium term.</w:t>
+        <w:t>Macro posture shows slowing growth and still-elevated-but-easing inflation expectations, which is consistent with a softer USD, rising yields, and underperforming bonds and real-asset proxies, reinforcing a market that is tilting toward cyclical risk and away from duration and classic defensives despite the ongoing earnings and macro deceleration.</w:t>
       </w:r>
     </w:p>
     <w:sectPr>

--- a/data/bottom_line_monthly.docx
+++ b/data/bottom_line_monthly.docx
@@ -14,7 +14,7 @@
         <w:t xml:space="preserve"> </w:t>
       </w:r>
       <w:r>
-        <w:t>Macro posture shows slowing growth and still-elevated-but-easing inflation expectations, which is consistent with a softer USD, rising yields, and underperforming bonds and real-asset proxies, reinforcing a market that is tilting toward cyclical risk and away from duration and classic defensives despite the ongoing earnings and macro deceleration.</w:t>
+        <w:t>Macro conditions reflect slowing growth and still-elevated but decelerating inflation expectations, and the tape is consistent with that mix: firmer USD (+0.30%) and higher yields (+0.51%) alongside steady bonds (-0.06%) and modest gold strength (+0.50%) suggest markets are still demanding a real-yield cushion against persistent price pressures, while the divergence between strong Energy equities and a softer energy complex (-0.96%) underscores the market’s bias toward cash-generative, quality cyclicals over pure commodity beta as the earnings outlook remains under revision pressure.</w:t>
       </w:r>
     </w:p>
     <w:sectPr>

--- a/data/bottom_line_monthly.docx
+++ b/data/bottom_line_monthly.docx
@@ -14,7 +14,7 @@
         <w:t xml:space="preserve"> </w:t>
       </w:r>
       <w:r>
-        <w:t>Macro conditions reflect slowing growth and still-elevated but decelerating inflation expectations, and the tape is consistent with that mix: firmer USD (+0.30%) and higher yields (+0.51%) alongside steady bonds (-0.06%) and modest gold strength (+0.50%) suggest markets are still demanding a real-yield cushion against persistent price pressures, while the divergence between strong Energy equities and a softer energy complex (-0.96%) underscores the market’s bias toward cash-generative, quality cyclicals over pure commodity beta as the earnings outlook remains under revision pressure.</w:t>
+        <w:t>Macro conditions reflect an environment where growth is slowing and earnings revisions remain pressured while inflation decelerates but stays above pre-COVID norms, consistent with firm yields, a steady USD, resilient bonds, soft energy prices, and strong gold, suggesting markets are cautiously embracing risk but still paying for hedges against persistent inflation and late-cycle slowdown risk.</w:t>
       </w:r>
     </w:p>
     <w:sectPr>

--- a/data/bottom_line_monthly.docx
+++ b/data/bottom_line_monthly.docx
@@ -14,7 +14,7 @@
         <w:t xml:space="preserve"> </w:t>
       </w:r>
       <w:r>
-        <w:t>Macro conditions reflect an environment where growth is slowing and earnings revisions remain pressured while inflation decelerates but stays above pre-COVID norms, consistent with firm yields, a steady USD, resilient bonds, soft energy prices, and strong gold, suggesting markets are cautiously embracing risk but still paying for hedges against persistent inflation and late-cycle slowdown risk.</w:t>
+        <w:t>Macro conditions reflect an environment where growth is slowing and earnings revisions are under pressure while inflation is easing but still above pre-COVID norms, consistent with Gold’s strength, a firmer USD, modestly higher yields and bonds, and a soft energy complex.</w:t>
       </w:r>
     </w:p>
     <w:sectPr>

--- a/data/bottom_line_monthly.docx
+++ b/data/bottom_line_monthly.docx
@@ -14,7 +14,7 @@
         <w:t xml:space="preserve"> </w:t>
       </w:r>
       <w:r>
-        <w:t>Macro conditions reflect an environment where growth is slowing and earnings revisions are under pressure while inflation is easing but still above pre-COVID norms, consistent with Gold’s strength, a firmer USD, modestly higher yields and bonds, and a soft energy complex.</w:t>
+        <w:t>Macro conditions reflect slowing growth and still-elevated-but-easing inflation, and the tape is consistent with that mix: lower yields, firmer bonds, and a bid to gold point to investors adding duration and hedges against macro and policy uncertainty, while a stronger USD and a softer energy complex underscore a tempered global demand backdrop that hasn’t yet derailed risk appetite in the equity leaders.</w:t>
       </w:r>
     </w:p>
     <w:sectPr>

--- a/data/bottom_line_monthly.docx
+++ b/data/bottom_line_monthly.docx
@@ -14,7 +14,7 @@
         <w:t xml:space="preserve"> </w:t>
       </w:r>
       <w:r>
-        <w:t>Macro conditions reflect slowing growth and still-elevated-but-easing inflation, and the tape is consistent with that mix: lower yields, firmer bonds, and a bid to gold point to investors adding duration and hedges against macro and policy uncertainty, while a stronger USD and a softer energy complex underscore a tempered global demand backdrop that hasn’t yet derailed risk appetite in the equity leaders.</w:t>
+        <w:t>Macro conditions reflect a slowing growth backdrop with pressured earnings expectations alongside inflation that is cooling but still elevated versus pre-COVID, which aligns with a market that can tolerate modestly higher yields and a firmer USD, supports gold as a hedge, keeps bonds stable, and leans against the energy complex despite strong equity leadership in the sector.</w:t>
       </w:r>
     </w:p>
     <w:sectPr>

--- a/data/bottom_line_monthly.docx
+++ b/data/bottom_line_monthly.docx
@@ -14,7 +14,7 @@
         <w:t xml:space="preserve"> </w:t>
       </w:r>
       <w:r>
-        <w:t>Macro conditions reflect a slowing growth backdrop with pressured earnings expectations alongside inflation that is cooling but still elevated versus pre-COVID, which aligns with a market that can tolerate modestly higher yields and a firmer USD, supports gold as a hedge, keeps bonds stable, and leans against the energy complex despite strong equity leadership in the sector.</w:t>
+        <w:t>Macro conditions reflect slowing but still positive growth alongside moderating yet elevated inflation, and that mix is echoed in firm USD, higher gold, steady-to-firm yields, resilient bonds, and a softer energy complex, which together argue for a market that is cautiously rotating toward economically sensitive and quality assets but still paying for defensible cash flows as investors navigate decelerating growth with inflation not yet back to pre-COVID norms.</w:t>
       </w:r>
     </w:p>
     <w:sectPr>

--- a/data/bottom_line_monthly.docx
+++ b/data/bottom_line_monthly.docx
@@ -14,7 +14,7 @@
         <w:t xml:space="preserve"> </w:t>
       </w:r>
       <w:r>
-        <w:t>Macro conditions reflect slowing but still positive growth alongside moderating yet elevated inflation, and that mix is echoed in firm USD, higher gold, steady-to-firm yields, resilient bonds, and a softer energy complex, which together argue for a market that is cautiously rotating toward economically sensitive and quality assets but still paying for defensible cash flows as investors navigate decelerating growth with inflation not yet back to pre-COVID norms.</w:t>
+        <w:t>Macro conditions reflect growth that is steadily decelerating with earnings revisions still grinding lower, alongside inflation that is easing from peak levels but remains structurally above the pre-COVID regime, a mix echoed in firm gold (+6.54%), a stronger USD (+0.92%), mildly higher yields (+0.60%), resilient bonds (+0.33%), and a softer energy complex (-2.60%), reinforcing a cautious but still risk-on posture where investors are leaning into selective cyclicals while quietly paying for protection against lingering inflation and late-cycle growth risk.</w:t>
       </w:r>
     </w:p>
     <w:sectPr>

--- a/data/bottom_line_monthly.docx
+++ b/data/bottom_line_monthly.docx
@@ -14,7 +14,7 @@
         <w:t xml:space="preserve"> </w:t>
       </w:r>
       <w:r>
-        <w:t>Macro conditions reflect growth that is steadily decelerating with earnings revisions still grinding lower, alongside inflation that is easing from peak levels but remains structurally above the pre-COVID regime, a mix echoed in firm gold (+6.54%), a stronger USD (+0.92%), mildly higher yields (+0.60%), resilient bonds (+0.33%), and a softer energy complex (-2.60%), reinforcing a cautious but still risk-on posture where investors are leaning into selective cyclicals while quietly paying for protection against lingering inflation and late-cycle growth risk.</w:t>
+        <w:t>Macro conditions reflect growth that is slowing on a rolling basis with pressured earnings revisions and inflation that is easing but still elevated versus pre-COVID, which is consistent with a tape that likes duration and quality (Gold +6.39%, Bonds +0.43%), is tolerating a firmer USD (+1.18%) and modestly higher yields (+0.17%), and is fading the underlying commodity complex (energy prices -0.71%) even as equity Energy shares continue to catch a relative bid.</w:t>
       </w:r>
     </w:p>
     <w:sectPr>

--- a/data/bottom_line_monthly.docx
+++ b/data/bottom_line_monthly.docx
@@ -14,7 +14,7 @@
         <w:t xml:space="preserve"> </w:t>
       </w:r>
       <w:r>
-        <w:t>Macro conditions reflect growth that is slowing on a rolling basis with pressured earnings revisions and inflation that is easing but still elevated versus pre-COVID, which is consistent with a tape that likes duration and quality (Gold +6.39%, Bonds +0.43%), is tolerating a firmer USD (+1.18%) and modestly higher yields (+0.17%), and is fading the underlying commodity complex (energy prices -0.71%) even as equity Energy shares continue to catch a relative bid.</w:t>
+        <w:t>Macro conditions reflect slowing growth and still-elevated-but-easing inflation, consistent with a backdrop where strong gold (+7.5%), firmer USD (+1.1%), softer yields (-0.5%), and positive bonds (+0.7%) point to rising demand for safety and duration, even as the equity leadership mix shows investors selectively embracing cyclicality while fading the underlying weakness in the energy complex (-5.8%).</w:t>
       </w:r>
     </w:p>
     <w:sectPr>

--- a/data/bottom_line_monthly.docx
+++ b/data/bottom_line_monthly.docx
@@ -14,7 +14,7 @@
         <w:t xml:space="preserve"> </w:t>
       </w:r>
       <w:r>
-        <w:t>Macro conditions reflect slowing growth and still-elevated-but-easing inflation, consistent with a backdrop where strong gold (+7.5%), firmer USD (+1.1%), softer yields (-0.5%), and positive bonds (+0.7%) point to rising demand for safety and duration, even as the equity leadership mix shows investors selectively embracing cyclicality while fading the underlying weakness in the energy complex (-5.8%).</w:t>
+        <w:t>Macro conditions reflect an environment where growth is slowing and earnings expectations are grinding lower even as inflation moderates from peak levels but stays structurally higher than the pre-COVID regime, a mix reinforced by stronger Gold and USD, firm bond prices alongside flat yields, and a softer energy complex that together point to investors seeking quality and protection while still selectively embracing equity risk in areas leveraged to pricing power and balance-sheet strength.</w:t>
       </w:r>
     </w:p>
     <w:sectPr>

--- a/data/bottom_line_monthly.docx
+++ b/data/bottom_line_monthly.docx
@@ -14,7 +14,7 @@
         <w:t xml:space="preserve"> </w:t>
       </w:r>
       <w:r>
-        <w:t>Macro conditions reflect an environment where growth is slowing and earnings expectations are grinding lower even as inflation moderates from peak levels but stays structurally higher than the pre-COVID regime, a mix reinforced by stronger Gold and USD, firm bond prices alongside flat yields, and a softer energy complex that together point to investors seeking quality and protection while still selectively embracing equity risk in areas leveraged to pricing power and balance-sheet strength.</w:t>
+        <w:t>Macro conditions reflect an environment where growth is slowing and earnings revisions remain under pressure while inflation, though easing from prior peaks, is still above pre-COVID norms, consistent with a firmer USD (+1.11%), higher yields (+1.49%), resilient bonds (+0.35%), strong gold (+6.30%) as a hedge against lingering price and policy risk, and a soft energy complex (-6.07%) that tempers immediate inflation fears even as equity sectors tied to real assets and defensives outperform.</w:t>
       </w:r>
     </w:p>
     <w:sectPr>

--- a/data/bottom_line_monthly.docx
+++ b/data/bottom_line_monthly.docx
@@ -14,7 +14,7 @@
         <w:t xml:space="preserve"> </w:t>
       </w:r>
       <w:r>
-        <w:t>Macro conditions reflect an environment where growth is slowing and earnings revisions remain under pressure while inflation, though easing from prior peaks, is still above pre-COVID norms, consistent with a firmer USD (+1.11%), higher yields (+1.49%), resilient bonds (+0.35%), strong gold (+6.30%) as a hedge against lingering price and policy risk, and a soft energy complex (-6.07%) that tempers immediate inflation fears even as equity sectors tied to real assets and defensives outperform.</w:t>
+        <w:t>Macro posture shows growth is decelerating and earnings expectations remain under pressure even as inflation moderates from the peak but stays above pre-COVID norms, a mix reflected in firmer gold (+6.30%), a stronger dollar (+1.11%), higher yields (+1.49%), modestly positive bonds (+0.35%), and a softer energy complex (-6.07%) that, taken together, argue for staying selective within cyclicals while respecting the bid for quality, cash flow, and balance-sheet strength.</w:t>
       </w:r>
     </w:p>
     <w:sectPr>

--- a/data/bottom_line_monthly.docx
+++ b/data/bottom_line_monthly.docx
@@ -14,7 +14,7 @@
         <w:t xml:space="preserve"> </w:t>
       </w:r>
       <w:r>
-        <w:t>Macro posture shows growth is decelerating and earnings expectations remain under pressure even as inflation moderates from the peak but stays above pre-COVID norms, a mix reflected in firmer gold (+6.30%), a stronger dollar (+1.11%), higher yields (+1.49%), modestly positive bonds (+0.35%), and a softer energy complex (-6.07%) that, taken together, argue for staying selective within cyclicals while respecting the bid for quality, cash flow, and balance-sheet strength.</w:t>
+        <w:t>Macro posture shows slowing growth and still-elevated-but-easing inflation, consistent with a tape that is rewarding real-asset and late-cycle exposures—Gold, the energy complex, and cyclical Materials are all strong—while modestly firmer USD and higher yields alongside flat-to-soft bonds signal tighter financial conditions that help explain pressure on Financials and more rate-sensitive growth stories in Communications.</w:t>
       </w:r>
     </w:p>
     <w:sectPr>

--- a/data/bottom_line_monthly.docx
+++ b/data/bottom_line_monthly.docx
@@ -14,7 +14,7 @@
         <w:t xml:space="preserve"> </w:t>
       </w:r>
       <w:r>
-        <w:t>Macro posture shows slowing growth and still-elevated-but-easing inflation, consistent with a tape that is rewarding real-asset and late-cycle exposures—Gold, the energy complex, and cyclical Materials are all strong—while modestly firmer USD and higher yields alongside flat-to-soft bonds signal tighter financial conditions that help explain pressure on Financials and more rate-sensitive growth stories in Communications.</w:t>
+        <w:t>Macro conditions reflect an environment where growth expectations are being marked lower and earnings revisions remain under pressure, even as inflation is easing from peak levels but still running above pre-COVID norms, and the concurrent strength in Gold (+11.93%), the USD (+0.58%), Yields (+1.91%), Bonds (+0.17%), and the Energy complex (+8.65%) underscores a market that is hedging late-cycle risk and stickier inflation while still rewarding real-asset and quality-cash-flow exposures, consistent with the month’s pro-cyclical yet increasingly defensive leadership pattern.</w:t>
       </w:r>
     </w:p>
     <w:sectPr>

--- a/data/bottom_line_monthly.docx
+++ b/data/bottom_line_monthly.docx
@@ -14,7 +14,7 @@
         <w:t xml:space="preserve"> </w:t>
       </w:r>
       <w:r>
-        <w:t>Macro conditions reflect an environment where growth expectations are being marked lower and earnings revisions remain under pressure, even as inflation is easing from peak levels but still running above pre-COVID norms, and the concurrent strength in Gold (+11.93%), the USD (+0.58%), Yields (+1.91%), Bonds (+0.17%), and the Energy complex (+8.65%) underscores a market that is hedging late-cycle risk and stickier inflation while still rewarding real-asset and quality-cash-flow exposures, consistent with the month’s pro-cyclical yet increasingly defensive leadership pattern.</w:t>
+        <w:t>Macro conditions reflect a slowing growth backdrop with pressured earnings revisions alongside inflation that is easing from peak levels but still elevated versus pre-COVID, a mix echoed by the powerful bid in Gold, firm USD, rising yields, positive bond returns, and a strong energy complex that together signal a market increasingly hedging late-cycle risks while still paying for real-asset and quality-cash-flow exposure.</w:t>
       </w:r>
     </w:p>
     <w:sectPr>

--- a/data/bottom_line_monthly.docx
+++ b/data/bottom_line_monthly.docx
@@ -14,7 +14,7 @@
         <w:t xml:space="preserve"> </w:t>
       </w:r>
       <w:r>
-        <w:t>Macro conditions reflect a slowing growth backdrop with pressured earnings revisions alongside inflation that is easing from peak levels but still elevated versus pre-COVID, a mix echoed by the powerful bid in Gold, firm USD, rising yields, positive bond returns, and a strong energy complex that together signal a market increasingly hedging late-cycle risks while still paying for real-asset and quality-cash-flow exposure.</w:t>
+        <w:t>Macro conditions reflect a backdrop where growth is slowing and earnings revisions are under pressure even as inflation, while easing from the peak, remains above pre-COVID norms, and that mix is echoed in the macro levers, with a powerful bid for Gold (+15.57%), strong Energy complex gains (+10.44%), firm but not runaway yields (+1.60%) alongside positive bond returns (+0.47%), and a softening USD (-0.83%) collectively signaling a market that is rewarding real assets and late-cycle defensives while quietly pricing in ongoing macro and earnings risk.</w:t>
       </w:r>
     </w:p>
     <w:sectPr>
